--- a/Rapport/Projet final NSI.docx
+++ b/Rapport/Projet final NSI.docx
@@ -36,10 +36,1732 @@
     </w:p>
     <w:p>
       <w:pPr>
+        <w:jc w:val="center"/>
+        <w:rPr>
+          <w:sz w:val="28"/>
+          <w:szCs w:val="28"/>
+          <w:lang w:val="en-US"/>
+        </w:rPr>
+      </w:pPr>
+      <w:r>
         <w:rPr>
           <w:sz w:val="32"/>
           <w:szCs w:val="32"/>
           <w:lang w:val="en-US"/>
+        </w:rPr>
+        <w:drawing>
+          <wp:inline distT="0" distB="0" distL="0" distR="0" wp14:anchorId="1C3C9B4B" wp14:editId="5F6C1524">
+            <wp:extent cx="5381625" cy="4017832"/>
+            <wp:effectExtent l="0" t="0" r="0" b="1905"/>
+            <wp:docPr id="1183187166" name="Image 1"/>
+            <wp:cNvGraphicFramePr>
+              <a:graphicFrameLocks xmlns:a="http://schemas.openxmlformats.org/drawingml/2006/main" noChangeAspect="1"/>
+            </wp:cNvGraphicFramePr>
+            <a:graphic xmlns:a="http://schemas.openxmlformats.org/drawingml/2006/main">
+              <a:graphicData uri="http://schemas.openxmlformats.org/drawingml/2006/picture">
+                <pic:pic xmlns:pic="http://schemas.openxmlformats.org/drawingml/2006/picture">
+                  <pic:nvPicPr>
+                    <pic:cNvPr id="1183187166" name=""/>
+                    <pic:cNvPicPr/>
+                  </pic:nvPicPr>
+                  <pic:blipFill>
+                    <a:blip r:embed="rId4"/>
+                    <a:stretch>
+                      <a:fillRect/>
+                    </a:stretch>
+                  </pic:blipFill>
+                  <pic:spPr>
+                    <a:xfrm>
+                      <a:off x="0" y="0"/>
+                      <a:ext cx="5427207" cy="4051863"/>
+                    </a:xfrm>
+                    <a:prstGeom prst="rect">
+                      <a:avLst/>
+                    </a:prstGeom>
+                  </pic:spPr>
+                </pic:pic>
+              </a:graphicData>
+            </a:graphic>
+          </wp:inline>
+        </w:drawing>
+      </w:r>
+      <w:r>
+        <w:rPr>
+          <w:sz w:val="28"/>
+          <w:szCs w:val="28"/>
+          <w:lang w:val="en-US"/>
+        </w:rPr>
+        <w:drawing>
+          <wp:inline distT="0" distB="0" distL="0" distR="0" wp14:anchorId="141EFB49" wp14:editId="69484F21">
+            <wp:extent cx="5389925" cy="3581400"/>
+            <wp:effectExtent l="0" t="0" r="1270" b="0"/>
+            <wp:docPr id="718825945" name="Image 1"/>
+            <wp:cNvGraphicFramePr>
+              <a:graphicFrameLocks xmlns:a="http://schemas.openxmlformats.org/drawingml/2006/main" noChangeAspect="1"/>
+            </wp:cNvGraphicFramePr>
+            <a:graphic xmlns:a="http://schemas.openxmlformats.org/drawingml/2006/main">
+              <a:graphicData uri="http://schemas.openxmlformats.org/drawingml/2006/picture">
+                <pic:pic xmlns:pic="http://schemas.openxmlformats.org/drawingml/2006/picture">
+                  <pic:nvPicPr>
+                    <pic:cNvPr id="718825945" name=""/>
+                    <pic:cNvPicPr/>
+                  </pic:nvPicPr>
+                  <pic:blipFill>
+                    <a:blip r:embed="rId5"/>
+                    <a:stretch>
+                      <a:fillRect/>
+                    </a:stretch>
+                  </pic:blipFill>
+                  <pic:spPr>
+                    <a:xfrm>
+                      <a:off x="0" y="0"/>
+                      <a:ext cx="5437859" cy="3613251"/>
+                    </a:xfrm>
+                    <a:prstGeom prst="rect">
+                      <a:avLst/>
+                    </a:prstGeom>
+                  </pic:spPr>
+                </pic:pic>
+              </a:graphicData>
+            </a:graphic>
+          </wp:inline>
+        </w:drawing>
+      </w:r>
+    </w:p>
+    <w:p>
+      <w:pPr>
+        <w:rPr>
+          <w:sz w:val="32"/>
+          <w:szCs w:val="32"/>
+          <w:lang w:val="en-US"/>
+        </w:rPr>
+      </w:pPr>
+      <w:r>
+        <w:rPr>
+          <w:sz w:val="32"/>
+          <w:szCs w:val="32"/>
+          <w:lang w:val="en-US"/>
+        </w:rPr>
+        <w:lastRenderedPageBreak/>
+        <w:t>Bleu: Antoine</w:t>
+      </w:r>
+    </w:p>
+    <w:p>
+      <w:pPr>
+        <w:rPr>
+          <w:sz w:val="32"/>
+          <w:szCs w:val="32"/>
+          <w:lang w:val="en-US"/>
+        </w:rPr>
+      </w:pPr>
+      <w:r>
+        <w:rPr>
+          <w:sz w:val="32"/>
+          <w:szCs w:val="32"/>
+          <w:lang w:val="en-US"/>
+        </w:rPr>
+        <w:t>Rouge: Valere</w:t>
+      </w:r>
+    </w:p>
+    <w:p>
+      <w:pPr>
+        <w:rPr>
+          <w:sz w:val="32"/>
+          <w:szCs w:val="32"/>
+          <w:lang w:val="en-US"/>
+        </w:rPr>
+      </w:pPr>
+      <w:r>
+        <w:rPr>
+          <w:sz w:val="32"/>
+          <w:szCs w:val="32"/>
+          <w:lang w:val="en-US"/>
+        </w:rPr>
+        <w:t>Vert: Eliott</w:t>
+      </w:r>
+    </w:p>
+    <w:p>
+      <w:pPr>
+        <w:rPr>
+          <w:sz w:val="32"/>
+          <w:szCs w:val="32"/>
+          <w:lang w:val="en-US"/>
+        </w:rPr>
+      </w:pPr>
+    </w:p>
+    <w:p>
+      <w:r>
+        <w:t>#phrase intro generale pour tt l</w:t>
+      </w:r>
+      <w:r>
+        <w:t>e monde</w:t>
+      </w:r>
+    </w:p>
+    <w:p/>
+    <w:p/>
+    <w:p>
+      <w:pPr>
+        <w:rPr>
+          <w:color w:val="0070C0"/>
+          <w:sz w:val="26"/>
+          <w:szCs w:val="26"/>
+        </w:rPr>
+      </w:pPr>
+      <w:r>
+        <w:rPr>
+          <w:color w:val="0070C0"/>
+          <w:sz w:val="26"/>
+          <w:szCs w:val="26"/>
+        </w:rPr>
+        <w:t>J’ai commencé ce projet en créant le menu, c’est en effet la base du jeu car c’est à partir de celui-ci qu’on pourra choisir différents paramètres et enfin, lancer le jeu.</w:t>
+      </w:r>
+    </w:p>
+    <w:p>
+      <w:pPr>
+        <w:rPr>
+          <w:color w:val="0070C0"/>
+          <w:sz w:val="26"/>
+          <w:szCs w:val="26"/>
+        </w:rPr>
+      </w:pPr>
+    </w:p>
+    <w:p>
+      <w:pPr>
+        <w:rPr>
+          <w:color w:val="0070C0"/>
+          <w:sz w:val="26"/>
+          <w:szCs w:val="26"/>
+        </w:rPr>
+      </w:pPr>
+      <w:r>
+        <w:rPr>
+          <w:color w:val="0070C0"/>
+          <w:sz w:val="26"/>
+          <w:szCs w:val="26"/>
+        </w:rPr>
+        <w:drawing>
+          <wp:inline distT="0" distB="0" distL="0" distR="0" wp14:anchorId="1FF6C3A6" wp14:editId="58BC8741">
+            <wp:extent cx="4239217" cy="1324160"/>
+            <wp:effectExtent l="0" t="0" r="9525" b="9525"/>
+            <wp:docPr id="926425588" name="Image 1"/>
+            <wp:cNvGraphicFramePr>
+              <a:graphicFrameLocks xmlns:a="http://schemas.openxmlformats.org/drawingml/2006/main" noChangeAspect="1"/>
+            </wp:cNvGraphicFramePr>
+            <a:graphic xmlns:a="http://schemas.openxmlformats.org/drawingml/2006/main">
+              <a:graphicData uri="http://schemas.openxmlformats.org/drawingml/2006/picture">
+                <pic:pic xmlns:pic="http://schemas.openxmlformats.org/drawingml/2006/picture">
+                  <pic:nvPicPr>
+                    <pic:cNvPr id="926425588" name=""/>
+                    <pic:cNvPicPr/>
+                  </pic:nvPicPr>
+                  <pic:blipFill>
+                    <a:blip r:embed="rId6"/>
+                    <a:stretch>
+                      <a:fillRect/>
+                    </a:stretch>
+                  </pic:blipFill>
+                  <pic:spPr>
+                    <a:xfrm>
+                      <a:off x="0" y="0"/>
+                      <a:ext cx="4239217" cy="1324160"/>
+                    </a:xfrm>
+                    <a:prstGeom prst="rect">
+                      <a:avLst/>
+                    </a:prstGeom>
+                  </pic:spPr>
+                </pic:pic>
+              </a:graphicData>
+            </a:graphic>
+          </wp:inline>
+        </w:drawing>
+      </w:r>
+    </w:p>
+    <w:p>
+      <w:pPr>
+        <w:rPr>
+          <w:color w:val="0070C0"/>
+          <w:sz w:val="26"/>
+          <w:szCs w:val="26"/>
+        </w:rPr>
+      </w:pPr>
+      <w:r>
+        <w:rPr>
+          <w:color w:val="0070C0"/>
+          <w:sz w:val="26"/>
+          <w:szCs w:val="26"/>
+        </w:rPr>
+        <w:t>Je commence donc par importer tous les modules dont je vais avoir beso</w:t>
+      </w:r>
+      <w:r>
+        <w:rPr>
+          <w:color w:val="0070C0"/>
+          <w:sz w:val="26"/>
+          <w:szCs w:val="26"/>
+        </w:rPr>
+        <w:t>in pour lancer le menu. Pygame sert a créer la fenêtre, afficher les images, gérer la musique. Os sert a retrouver le chemin du dossier du projet. J’importe load_assets depuis assets.py pour avoir les images nécessaires et lancer_jeu va servir à démarrer la partie.</w:t>
+      </w:r>
+    </w:p>
+    <w:p>
+      <w:pPr>
+        <w:rPr>
+          <w:color w:val="0070C0"/>
+          <w:sz w:val="26"/>
+          <w:szCs w:val="26"/>
+        </w:rPr>
+      </w:pPr>
+      <w:r>
+        <w:rPr>
+          <w:color w:val="0070C0"/>
+          <w:sz w:val="26"/>
+          <w:szCs w:val="26"/>
+        </w:rPr>
+        <w:drawing>
+          <wp:inline distT="0" distB="0" distL="0" distR="0" wp14:anchorId="0092BDA0" wp14:editId="188158B4">
+            <wp:extent cx="4048690" cy="161948"/>
+            <wp:effectExtent l="0" t="0" r="0" b="9525"/>
+            <wp:docPr id="572068155" name="Image 1"/>
+            <wp:cNvGraphicFramePr>
+              <a:graphicFrameLocks xmlns:a="http://schemas.openxmlformats.org/drawingml/2006/main" noChangeAspect="1"/>
+            </wp:cNvGraphicFramePr>
+            <a:graphic xmlns:a="http://schemas.openxmlformats.org/drawingml/2006/main">
+              <a:graphicData uri="http://schemas.openxmlformats.org/drawingml/2006/picture">
+                <pic:pic xmlns:pic="http://schemas.openxmlformats.org/drawingml/2006/picture">
+                  <pic:nvPicPr>
+                    <pic:cNvPr id="572068155" name=""/>
+                    <pic:cNvPicPr/>
+                  </pic:nvPicPr>
+                  <pic:blipFill>
+                    <a:blip r:embed="rId7"/>
+                    <a:stretch>
+                      <a:fillRect/>
+                    </a:stretch>
+                  </pic:blipFill>
+                  <pic:spPr>
+                    <a:xfrm>
+                      <a:off x="0" y="0"/>
+                      <a:ext cx="4048690" cy="161948"/>
+                    </a:xfrm>
+                    <a:prstGeom prst="rect">
+                      <a:avLst/>
+                    </a:prstGeom>
+                  </pic:spPr>
+                </pic:pic>
+              </a:graphicData>
+            </a:graphic>
+          </wp:inline>
+        </w:drawing>
+      </w:r>
+    </w:p>
+    <w:p>
+      <w:pPr>
+        <w:rPr>
+          <w:color w:val="0070C0"/>
+          <w:sz w:val="26"/>
+          <w:szCs w:val="26"/>
+        </w:rPr>
+      </w:pPr>
+      <w:r>
+        <w:rPr>
+          <w:color w:val="0070C0"/>
+          <w:sz w:val="26"/>
+          <w:szCs w:val="26"/>
+        </w:rPr>
+        <w:t xml:space="preserve">Cette ligne sert a charger les fichiers du dossier sans dépendre de l’endroit depuis lequel le programme est lance. C’est plus fiable qu’un chemin écrit a la main. </w:t>
+      </w:r>
+    </w:p>
+    <w:p>
+      <w:pPr>
+        <w:rPr>
+          <w:color w:val="0070C0"/>
+          <w:sz w:val="26"/>
+          <w:szCs w:val="26"/>
+        </w:rPr>
+      </w:pPr>
+    </w:p>
+    <w:p>
+      <w:pPr>
+        <w:rPr>
+          <w:color w:val="0070C0"/>
+          <w:sz w:val="26"/>
+          <w:szCs w:val="26"/>
+        </w:rPr>
+      </w:pPr>
+    </w:p>
+    <w:p>
+      <w:pPr>
+        <w:rPr>
+          <w:color w:val="0070C0"/>
+          <w:sz w:val="26"/>
+          <w:szCs w:val="26"/>
+        </w:rPr>
+      </w:pPr>
+      <w:r>
+        <w:rPr>
+          <w:color w:val="0070C0"/>
+          <w:sz w:val="26"/>
+          <w:szCs w:val="26"/>
+        </w:rPr>
+        <w:lastRenderedPageBreak/>
+        <w:drawing>
+          <wp:inline distT="0" distB="0" distL="0" distR="0" wp14:anchorId="1EDB1679" wp14:editId="55F9F334">
+            <wp:extent cx="1800476" cy="724001"/>
+            <wp:effectExtent l="0" t="0" r="9525" b="0"/>
+            <wp:docPr id="1725125317" name="Image 1"/>
+            <wp:cNvGraphicFramePr>
+              <a:graphicFrameLocks xmlns:a="http://schemas.openxmlformats.org/drawingml/2006/main" noChangeAspect="1"/>
+            </wp:cNvGraphicFramePr>
+            <a:graphic xmlns:a="http://schemas.openxmlformats.org/drawingml/2006/main">
+              <a:graphicData uri="http://schemas.openxmlformats.org/drawingml/2006/picture">
+                <pic:pic xmlns:pic="http://schemas.openxmlformats.org/drawingml/2006/picture">
+                  <pic:nvPicPr>
+                    <pic:cNvPr id="1725125317" name=""/>
+                    <pic:cNvPicPr/>
+                  </pic:nvPicPr>
+                  <pic:blipFill>
+                    <a:blip r:embed="rId8"/>
+                    <a:stretch>
+                      <a:fillRect/>
+                    </a:stretch>
+                  </pic:blipFill>
+                  <pic:spPr>
+                    <a:xfrm>
+                      <a:off x="0" y="0"/>
+                      <a:ext cx="1800476" cy="724001"/>
+                    </a:xfrm>
+                    <a:prstGeom prst="rect">
+                      <a:avLst/>
+                    </a:prstGeom>
+                  </pic:spPr>
+                </pic:pic>
+              </a:graphicData>
+            </a:graphic>
+          </wp:inline>
+        </w:drawing>
+      </w:r>
+    </w:p>
+    <w:p>
+      <w:pPr>
+        <w:rPr>
+          <w:color w:val="0070C0"/>
+          <w:sz w:val="26"/>
+          <w:szCs w:val="26"/>
+        </w:rPr>
+      </w:pPr>
+      <w:r>
+        <w:rPr>
+          <w:color w:val="0070C0"/>
+          <w:sz w:val="26"/>
+          <w:szCs w:val="26"/>
+        </w:rPr>
+        <w:t>La fonction start sert à lancer le jeu avec lancer_jeu(). Elle est relativement courte car dans le projet, le lancement principal se fait surtout avec les boutons du menu. J’initialise ensuite pygame</w:t>
+      </w:r>
+      <w:r>
+        <w:rPr>
+          <w:color w:val="0070C0"/>
+          <w:sz w:val="26"/>
+          <w:szCs w:val="26"/>
+        </w:rPr>
+        <w:t xml:space="preserve"> pour faire fonctionner tout le programme correctement.</w:t>
+      </w:r>
+    </w:p>
+    <w:p>
+      <w:pPr>
+        <w:rPr>
+          <w:color w:val="0070C0"/>
+          <w:sz w:val="26"/>
+          <w:szCs w:val="26"/>
+        </w:rPr>
+      </w:pPr>
+      <w:r>
+        <w:rPr>
+          <w:color w:val="0070C0"/>
+          <w:sz w:val="26"/>
+          <w:szCs w:val="26"/>
+        </w:rPr>
+        <w:drawing>
+          <wp:inline distT="0" distB="0" distL="0" distR="0" wp14:anchorId="33E4CE88" wp14:editId="754F35C6">
+            <wp:extent cx="5760720" cy="2646045"/>
+            <wp:effectExtent l="0" t="0" r="0" b="1905"/>
+            <wp:docPr id="2071398519" name="Image 1"/>
+            <wp:cNvGraphicFramePr>
+              <a:graphicFrameLocks xmlns:a="http://schemas.openxmlformats.org/drawingml/2006/main" noChangeAspect="1"/>
+            </wp:cNvGraphicFramePr>
+            <a:graphic xmlns:a="http://schemas.openxmlformats.org/drawingml/2006/main">
+              <a:graphicData uri="http://schemas.openxmlformats.org/drawingml/2006/picture">
+                <pic:pic xmlns:pic="http://schemas.openxmlformats.org/drawingml/2006/picture">
+                  <pic:nvPicPr>
+                    <pic:cNvPr id="2071398519" name=""/>
+                    <pic:cNvPicPr/>
+                  </pic:nvPicPr>
+                  <pic:blipFill>
+                    <a:blip r:embed="rId9"/>
+                    <a:stretch>
+                      <a:fillRect/>
+                    </a:stretch>
+                  </pic:blipFill>
+                  <pic:spPr>
+                    <a:xfrm>
+                      <a:off x="0" y="0"/>
+                      <a:ext cx="5760720" cy="2646045"/>
+                    </a:xfrm>
+                    <a:prstGeom prst="rect">
+                      <a:avLst/>
+                    </a:prstGeom>
+                  </pic:spPr>
+                </pic:pic>
+              </a:graphicData>
+            </a:graphic>
+          </wp:inline>
+        </w:drawing>
+      </w:r>
+    </w:p>
+    <w:p>
+      <w:pPr>
+        <w:rPr>
+          <w:color w:val="0070C0"/>
+          <w:sz w:val="26"/>
+          <w:szCs w:val="26"/>
+        </w:rPr>
+      </w:pPr>
+      <w:r>
+        <w:rPr>
+          <w:color w:val="0070C0"/>
+          <w:sz w:val="26"/>
+          <w:szCs w:val="26"/>
+        </w:rPr>
+        <w:t>Ligne 18, je définis la taille de la fenêtre du menu (largeur, hauteur). Ici, c’est 1080x720 pixels, j’utilise des variables pour rendre le code plus lisible et facile a modifier dans le futur.</w:t>
+      </w:r>
+    </w:p>
+    <w:p>
+      <w:pPr>
+        <w:rPr>
+          <w:color w:val="0070C0"/>
+          <w:sz w:val="26"/>
+          <w:szCs w:val="26"/>
+        </w:rPr>
+      </w:pPr>
+      <w:r>
+        <w:rPr>
+          <w:color w:val="0070C0"/>
+          <w:sz w:val="26"/>
+          <w:szCs w:val="26"/>
+        </w:rPr>
+        <w:t>Je crée ensuite la fenêtre du jeu avec la ligne 23, la taille est celle définie juste avant, je donne à la ligne d’après un titre a la fenêtre pour voir le nom du jeu avec la fenêtre du menu ouverte.</w:t>
+      </w:r>
+    </w:p>
+    <w:p>
+      <w:pPr>
+        <w:rPr>
+          <w:color w:val="0070C0"/>
+          <w:sz w:val="26"/>
+          <w:szCs w:val="26"/>
+        </w:rPr>
+      </w:pPr>
+      <w:r>
+        <w:rPr>
+          <w:color w:val="0070C0"/>
+          <w:sz w:val="26"/>
+          <w:szCs w:val="26"/>
+        </w:rPr>
+        <w:t xml:space="preserve">Ensuite, ligne 26, </w:t>
+      </w:r>
+      <w:r>
+        <w:rPr>
+          <w:color w:val="0070C0"/>
+          <w:sz w:val="26"/>
+          <w:szCs w:val="26"/>
+        </w:rPr>
+        <w:t>Je redéfinis base pour être sûr d’avoir le chemin du fichier actuel juste avant de charger les ressources. Cette variable sert ensuite à trouver les images et la musique dans le dossier assets.</w:t>
+      </w:r>
+    </w:p>
+    <w:p>
+      <w:pPr>
+        <w:rPr>
+          <w:color w:val="0070C0"/>
+          <w:sz w:val="26"/>
+          <w:szCs w:val="26"/>
+        </w:rPr>
+      </w:pPr>
+      <w:r>
+        <w:rPr>
+          <w:color w:val="0070C0"/>
+          <w:sz w:val="26"/>
+          <w:szCs w:val="26"/>
+        </w:rPr>
+        <w:t xml:space="preserve">Je vais ensuite charger l’image de fond du menu </w:t>
+      </w:r>
+      <w:r>
+        <w:rPr>
+          <w:color w:val="0070C0"/>
+          <w:sz w:val="26"/>
+          <w:szCs w:val="26"/>
+        </w:rPr>
+        <w:t>avec pygame.image.load()</w:t>
+      </w:r>
+      <w:r>
+        <w:rPr>
+          <w:color w:val="0070C0"/>
+          <w:sz w:val="26"/>
+          <w:szCs w:val="26"/>
+        </w:rPr>
+        <w:t xml:space="preserve">. </w:t>
+      </w:r>
+      <w:r>
+        <w:rPr>
+          <w:color w:val="0070C0"/>
+          <w:sz w:val="26"/>
+          <w:szCs w:val="26"/>
+        </w:rPr>
+        <w:t>J’utilise os.path.join() pour construire le chemin vers bg.jpeg</w:t>
+      </w:r>
+      <w:r>
+        <w:rPr>
+          <w:color w:val="0070C0"/>
+          <w:sz w:val="26"/>
+          <w:szCs w:val="26"/>
+        </w:rPr>
+        <w:t xml:space="preserve"> (le nom de l’image de fond).</w:t>
+      </w:r>
+      <w:r>
+        <w:t xml:space="preserve"> </w:t>
+      </w:r>
+      <w:r>
+        <w:rPr>
+          <w:color w:val="0070C0"/>
+          <w:sz w:val="26"/>
+          <w:szCs w:val="26"/>
+        </w:rPr>
+        <w:t>Ensuite, je redimensionne l’image avec pygame.transform.scale() pour qu’elle prenne toute la taille de la fenêtre.</w:t>
+      </w:r>
+    </w:p>
+    <w:p>
+      <w:pPr>
+        <w:rPr>
+          <w:color w:val="0070C0"/>
+          <w:sz w:val="26"/>
+          <w:szCs w:val="26"/>
+        </w:rPr>
+      </w:pPr>
+      <w:r>
+        <w:rPr>
+          <w:color w:val="0070C0"/>
+          <w:sz w:val="26"/>
+          <w:szCs w:val="26"/>
+        </w:rPr>
+        <w:t xml:space="preserve">J’ai voulu ensuite rajouter une musique de fond, je la charge avec </w:t>
+      </w:r>
+      <w:r>
+        <w:rPr>
+          <w:color w:val="0070C0"/>
+          <w:sz w:val="26"/>
+          <w:szCs w:val="26"/>
+        </w:rPr>
+        <w:t xml:space="preserve">pygame.mixer.music.load(), puis je la lance avec pygame.mixer.music.play(-1). Le </w:t>
+      </w:r>
+      <w:r>
+        <w:rPr>
+          <w:color w:val="0070C0"/>
+          <w:sz w:val="26"/>
+          <w:szCs w:val="26"/>
+        </w:rPr>
+        <w:t>‘</w:t>
+      </w:r>
+      <w:r>
+        <w:rPr>
+          <w:color w:val="0070C0"/>
+          <w:sz w:val="26"/>
+          <w:szCs w:val="26"/>
+        </w:rPr>
+        <w:t>-</w:t>
+      </w:r>
+      <w:r>
+        <w:rPr>
+          <w:color w:val="0070C0"/>
+          <w:sz w:val="26"/>
+          <w:szCs w:val="26"/>
+        </w:rPr>
+        <w:t>1’</w:t>
+      </w:r>
+      <w:r>
+        <w:rPr>
+          <w:color w:val="0070C0"/>
+          <w:sz w:val="26"/>
+          <w:szCs w:val="26"/>
+        </w:rPr>
+        <w:t xml:space="preserve"> </w:t>
+      </w:r>
+      <w:r>
+        <w:rPr>
+          <w:color w:val="0070C0"/>
+          <w:sz w:val="26"/>
+          <w:szCs w:val="26"/>
+        </w:rPr>
+        <w:t>veut dire</w:t>
+      </w:r>
+      <w:r>
+        <w:rPr>
+          <w:color w:val="0070C0"/>
+          <w:sz w:val="26"/>
+          <w:szCs w:val="26"/>
+        </w:rPr>
+        <w:t xml:space="preserve"> que la musique tourne en boucle tant que le menu est ouvert.</w:t>
+      </w:r>
+    </w:p>
+    <w:p>
+      <w:pPr>
+        <w:rPr>
+          <w:color w:val="0070C0"/>
+          <w:sz w:val="26"/>
+          <w:szCs w:val="26"/>
+        </w:rPr>
+      </w:pPr>
+      <w:r>
+        <w:rPr>
+          <w:color w:val="0070C0"/>
+          <w:sz w:val="26"/>
+          <w:szCs w:val="26"/>
+        </w:rPr>
+        <w:lastRenderedPageBreak/>
+        <w:drawing>
+          <wp:inline distT="0" distB="0" distL="0" distR="0" wp14:anchorId="792A6FB1" wp14:editId="6C0BDB26">
+            <wp:extent cx="5249008" cy="1343212"/>
+            <wp:effectExtent l="0" t="0" r="8890" b="9525"/>
+            <wp:docPr id="1638029642" name="Image 1"/>
+            <wp:cNvGraphicFramePr>
+              <a:graphicFrameLocks xmlns:a="http://schemas.openxmlformats.org/drawingml/2006/main" noChangeAspect="1"/>
+            </wp:cNvGraphicFramePr>
+            <a:graphic xmlns:a="http://schemas.openxmlformats.org/drawingml/2006/main">
+              <a:graphicData uri="http://schemas.openxmlformats.org/drawingml/2006/picture">
+                <pic:pic xmlns:pic="http://schemas.openxmlformats.org/drawingml/2006/picture">
+                  <pic:nvPicPr>
+                    <pic:cNvPr id="1638029642" name=""/>
+                    <pic:cNvPicPr/>
+                  </pic:nvPicPr>
+                  <pic:blipFill>
+                    <a:blip r:embed="rId10"/>
+                    <a:stretch>
+                      <a:fillRect/>
+                    </a:stretch>
+                  </pic:blipFill>
+                  <pic:spPr>
+                    <a:xfrm>
+                      <a:off x="0" y="0"/>
+                      <a:ext cx="5249008" cy="1343212"/>
+                    </a:xfrm>
+                    <a:prstGeom prst="rect">
+                      <a:avLst/>
+                    </a:prstGeom>
+                  </pic:spPr>
+                </pic:pic>
+              </a:graphicData>
+            </a:graphic>
+          </wp:inline>
+        </w:drawing>
+      </w:r>
+    </w:p>
+    <w:p>
+      <w:pPr>
+        <w:rPr>
+          <w:color w:val="0070C0"/>
+          <w:sz w:val="26"/>
+          <w:szCs w:val="26"/>
+        </w:rPr>
+      </w:pPr>
+      <w:r>
+        <w:rPr>
+          <w:color w:val="0070C0"/>
+          <w:sz w:val="26"/>
+          <w:szCs w:val="26"/>
+        </w:rPr>
+        <w:t xml:space="preserve">J’utilise d’abord un ‘try’ pour charger une police personnalisée. </w:t>
+      </w:r>
+      <w:r>
+        <w:rPr>
+          <w:color w:val="0070C0"/>
+          <w:sz w:val="26"/>
+          <w:szCs w:val="26"/>
+        </w:rPr>
+        <w:t>Si le fichier medieval.ttf est trouvé, le menu utilise cette police pour le titre et les boutons. Si la police n’est pas trouvée, le programme utilise une police par défaut de pygame. Cela évite que le jeu crash à cause d’un problème de police.</w:t>
+      </w:r>
+    </w:p>
+    <w:p>
+      <w:pPr>
+        <w:rPr>
+          <w:color w:val="0070C0"/>
+          <w:sz w:val="26"/>
+          <w:szCs w:val="26"/>
+        </w:rPr>
+      </w:pPr>
+      <w:r>
+        <w:rPr>
+          <w:color w:val="0070C0"/>
+          <w:sz w:val="26"/>
+          <w:szCs w:val="26"/>
+        </w:rPr>
+        <w:drawing>
+          <wp:inline distT="0" distB="0" distL="0" distR="0" wp14:anchorId="6C5739EB" wp14:editId="0A5647BB">
+            <wp:extent cx="5760720" cy="2611120"/>
+            <wp:effectExtent l="0" t="0" r="0" b="0"/>
+            <wp:docPr id="1389338208" name="Image 1"/>
+            <wp:cNvGraphicFramePr>
+              <a:graphicFrameLocks xmlns:a="http://schemas.openxmlformats.org/drawingml/2006/main" noChangeAspect="1"/>
+            </wp:cNvGraphicFramePr>
+            <a:graphic xmlns:a="http://schemas.openxmlformats.org/drawingml/2006/main">
+              <a:graphicData uri="http://schemas.openxmlformats.org/drawingml/2006/picture">
+                <pic:pic xmlns:pic="http://schemas.openxmlformats.org/drawingml/2006/picture">
+                  <pic:nvPicPr>
+                    <pic:cNvPr id="1389338208" name=""/>
+                    <pic:cNvPicPr/>
+                  </pic:nvPicPr>
+                  <pic:blipFill>
+                    <a:blip r:embed="rId11"/>
+                    <a:stretch>
+                      <a:fillRect/>
+                    </a:stretch>
+                  </pic:blipFill>
+                  <pic:spPr>
+                    <a:xfrm>
+                      <a:off x="0" y="0"/>
+                      <a:ext cx="5760720" cy="2611120"/>
+                    </a:xfrm>
+                    <a:prstGeom prst="rect">
+                      <a:avLst/>
+                    </a:prstGeom>
+                  </pic:spPr>
+                </pic:pic>
+              </a:graphicData>
+            </a:graphic>
+          </wp:inline>
+        </w:drawing>
+      </w:r>
+    </w:p>
+    <w:p>
+      <w:pPr>
+        <w:rPr>
+          <w:color w:val="0070C0"/>
+          <w:sz w:val="26"/>
+          <w:szCs w:val="26"/>
+        </w:rPr>
+      </w:pPr>
+      <w:r>
+        <w:rPr>
+          <w:color w:val="0070C0"/>
+          <w:sz w:val="26"/>
+          <w:szCs w:val="26"/>
+        </w:rPr>
+        <w:t>A partir de la ligne 50, je crée la classe ‘button’, elle va servir à gérer les boutons du menu.</w:t>
+      </w:r>
+    </w:p>
+    <w:p>
+      <w:pPr>
+        <w:rPr>
+          <w:color w:val="0070C0"/>
+          <w:sz w:val="26"/>
+          <w:szCs w:val="26"/>
+        </w:rPr>
+      </w:pPr>
+      <w:r>
+        <w:rPr>
+          <w:color w:val="0070C0"/>
+          <w:sz w:val="26"/>
+          <w:szCs w:val="26"/>
+        </w:rPr>
+        <w:t xml:space="preserve">De la ligne 51 </w:t>
+      </w:r>
+      <w:r>
+        <w:rPr>
+          <w:color w:val="0070C0"/>
+          <w:sz w:val="26"/>
+          <w:szCs w:val="26"/>
+        </w:rPr>
+        <w:t>à</w:t>
+      </w:r>
+      <w:r>
+        <w:rPr>
+          <w:color w:val="0070C0"/>
+          <w:sz w:val="26"/>
+          <w:szCs w:val="26"/>
+        </w:rPr>
+        <w:t xml:space="preserve"> 57, </w:t>
+      </w:r>
+      <w:r>
+        <w:rPr>
+          <w:color w:val="0070C0"/>
+          <w:sz w:val="26"/>
+          <w:szCs w:val="26"/>
+        </w:rPr>
+        <w:t xml:space="preserve">je donne à chaque bouton un texte, une position verticale et une action. Le texte correspond à ce qui est affiché dans le menu, et l’action permet de savoir ce que le bouton doit faire quand on clique dessus. Je crée aussi un rectangle pygame, car </w:t>
+      </w:r>
+      <w:r>
+        <w:rPr>
+          <w:color w:val="0070C0"/>
+          <w:sz w:val="26"/>
+          <w:szCs w:val="26"/>
+        </w:rPr>
+        <w:t>ils</w:t>
+      </w:r>
+      <w:r>
+        <w:rPr>
+          <w:color w:val="0070C0"/>
+          <w:sz w:val="26"/>
+          <w:szCs w:val="26"/>
+        </w:rPr>
+        <w:t xml:space="preserve"> sont pratiques pour afficher le bouton et détecter si la souris est dessus.</w:t>
+      </w:r>
+      <w:r>
+        <w:rPr>
+          <w:color w:val="0070C0"/>
+          <w:sz w:val="26"/>
+          <w:szCs w:val="26"/>
+        </w:rPr>
+        <w:t xml:space="preserve"> La fonction ‘draw’ </w:t>
+      </w:r>
+      <w:r>
+        <w:rPr>
+          <w:color w:val="0070C0"/>
+          <w:sz w:val="26"/>
+          <w:szCs w:val="26"/>
+        </w:rPr>
+        <w:t>sert à afficher un bouton à l’écran. Elle vérifie d’abord si la souris est au-dessus du bouton avec collidepoint(). Si c’est le cas, le bouton prend une couleur plus claire, ce qui montre au joueur qu’il peut cliquer dessus. Ensuite, je crée une surface transparente pour dessiner le rectangle du bouton, puis j’affiche le texte au centre avec une petite ombre pour le rendre plus lisible.</w:t>
+      </w:r>
+    </w:p>
+    <w:p>
+      <w:pPr>
+        <w:rPr>
+          <w:color w:val="0070C0"/>
+          <w:sz w:val="26"/>
+          <w:szCs w:val="26"/>
+        </w:rPr>
+      </w:pPr>
+    </w:p>
+    <w:p>
+      <w:pPr>
+        <w:rPr>
+          <w:color w:val="0070C0"/>
+          <w:sz w:val="26"/>
+          <w:szCs w:val="26"/>
+        </w:rPr>
+      </w:pPr>
+      <w:r>
+        <w:rPr>
+          <w:color w:val="0070C0"/>
+          <w:sz w:val="26"/>
+          <w:szCs w:val="26"/>
+        </w:rPr>
+        <w:lastRenderedPageBreak/>
+        <w:drawing>
+          <wp:inline distT="0" distB="0" distL="0" distR="0" wp14:anchorId="7E11C178" wp14:editId="0A38022C">
+            <wp:extent cx="5591955" cy="342948"/>
+            <wp:effectExtent l="0" t="0" r="0" b="0"/>
+            <wp:docPr id="510241243" name="Image 1"/>
+            <wp:cNvGraphicFramePr>
+              <a:graphicFrameLocks xmlns:a="http://schemas.openxmlformats.org/drawingml/2006/main" noChangeAspect="1"/>
+            </wp:cNvGraphicFramePr>
+            <a:graphic xmlns:a="http://schemas.openxmlformats.org/drawingml/2006/main">
+              <a:graphicData uri="http://schemas.openxmlformats.org/drawingml/2006/picture">
+                <pic:pic xmlns:pic="http://schemas.openxmlformats.org/drawingml/2006/picture">
+                  <pic:nvPicPr>
+                    <pic:cNvPr id="510241243" name=""/>
+                    <pic:cNvPicPr/>
+                  </pic:nvPicPr>
+                  <pic:blipFill>
+                    <a:blip r:embed="rId12"/>
+                    <a:stretch>
+                      <a:fillRect/>
+                    </a:stretch>
+                  </pic:blipFill>
+                  <pic:spPr>
+                    <a:xfrm>
+                      <a:off x="0" y="0"/>
+                      <a:ext cx="5591955" cy="342948"/>
+                    </a:xfrm>
+                    <a:prstGeom prst="rect">
+                      <a:avLst/>
+                    </a:prstGeom>
+                  </pic:spPr>
+                </pic:pic>
+              </a:graphicData>
+            </a:graphic>
+          </wp:inline>
+        </w:drawing>
+      </w:r>
+    </w:p>
+    <w:p>
+      <w:pPr>
+        <w:rPr>
+          <w:color w:val="0070C0"/>
+          <w:sz w:val="26"/>
+          <w:szCs w:val="26"/>
+        </w:rPr>
+      </w:pPr>
+      <w:r>
+        <w:rPr>
+          <w:color w:val="0070C0"/>
+          <w:sz w:val="26"/>
+          <w:szCs w:val="26"/>
+        </w:rPr>
+        <w:t xml:space="preserve">La </w:t>
+      </w:r>
+      <w:r>
+        <w:rPr>
+          <w:color w:val="0070C0"/>
+          <w:sz w:val="26"/>
+          <w:szCs w:val="26"/>
+        </w:rPr>
+        <w:t>fonction</w:t>
+      </w:r>
+      <w:r>
+        <w:rPr>
+          <w:color w:val="0070C0"/>
+          <w:sz w:val="26"/>
+          <w:szCs w:val="26"/>
+        </w:rPr>
+        <w:t xml:space="preserve"> is_clicked() vérifie si le joueur clique sur un bouton. Elle renvoie True seulement si la souris est dans le rectangle du bouton et si le clic gauche est appuyé. Cela permet ensuite dans la boucle principale de savoir quelle action lancer.</w:t>
+      </w:r>
+    </w:p>
+    <w:p>
+      <w:pPr>
+        <w:rPr>
+          <w:color w:val="0070C0"/>
+          <w:sz w:val="26"/>
+          <w:szCs w:val="26"/>
+        </w:rPr>
+      </w:pPr>
+      <w:r>
+        <w:rPr>
+          <w:color w:val="0070C0"/>
+          <w:sz w:val="26"/>
+          <w:szCs w:val="26"/>
+        </w:rPr>
+        <w:drawing>
+          <wp:inline distT="0" distB="0" distL="0" distR="0" wp14:anchorId="70E17DCA" wp14:editId="15A38F7E">
+            <wp:extent cx="4344006" cy="1819529"/>
+            <wp:effectExtent l="0" t="0" r="0" b="9525"/>
+            <wp:docPr id="1416813381" name="Image 1"/>
+            <wp:cNvGraphicFramePr>
+              <a:graphicFrameLocks xmlns:a="http://schemas.openxmlformats.org/drawingml/2006/main" noChangeAspect="1"/>
+            </wp:cNvGraphicFramePr>
+            <a:graphic xmlns:a="http://schemas.openxmlformats.org/drawingml/2006/main">
+              <a:graphicData uri="http://schemas.openxmlformats.org/drawingml/2006/picture">
+                <pic:pic xmlns:pic="http://schemas.openxmlformats.org/drawingml/2006/picture">
+                  <pic:nvPicPr>
+                    <pic:cNvPr id="1416813381" name=""/>
+                    <pic:cNvPicPr/>
+                  </pic:nvPicPr>
+                  <pic:blipFill>
+                    <a:blip r:embed="rId13"/>
+                    <a:stretch>
+                      <a:fillRect/>
+                    </a:stretch>
+                  </pic:blipFill>
+                  <pic:spPr>
+                    <a:xfrm>
+                      <a:off x="0" y="0"/>
+                      <a:ext cx="4344006" cy="1819529"/>
+                    </a:xfrm>
+                    <a:prstGeom prst="rect">
+                      <a:avLst/>
+                    </a:prstGeom>
+                  </pic:spPr>
+                </pic:pic>
+              </a:graphicData>
+            </a:graphic>
+          </wp:inline>
+        </w:drawing>
+      </w:r>
+    </w:p>
+    <w:p>
+      <w:pPr>
+        <w:rPr>
+          <w:color w:val="0070C0"/>
+          <w:sz w:val="26"/>
+          <w:szCs w:val="26"/>
+        </w:rPr>
+      </w:pPr>
+      <w:r>
+        <w:rPr>
+          <w:color w:val="0070C0"/>
+          <w:sz w:val="26"/>
+          <w:szCs w:val="26"/>
+        </w:rPr>
+        <w:t xml:space="preserve">Je cree ensuite les boutons du menu et les mets dans une liste. Chaque bouton a une fonction essentielle d’un menu et je garde leur nom cohérent avec leurs actions pour faciliter la tache de tout le monde vu que c’est un projet de groupe. </w:t>
+      </w:r>
+    </w:p>
+    <w:p>
+      <w:pPr>
+        <w:rPr>
+          <w:color w:val="0070C0"/>
+          <w:sz w:val="26"/>
+          <w:szCs w:val="26"/>
+        </w:rPr>
+      </w:pPr>
+      <w:r>
+        <w:rPr>
+          <w:color w:val="0070C0"/>
+          <w:sz w:val="26"/>
+          <w:szCs w:val="26"/>
+        </w:rPr>
+        <w:drawing>
+          <wp:inline distT="0" distB="0" distL="0" distR="0" wp14:anchorId="3A699A90" wp14:editId="005B6B3F">
+            <wp:extent cx="2572109" cy="714475"/>
+            <wp:effectExtent l="0" t="0" r="0" b="9525"/>
+            <wp:docPr id="1600986163" name="Image 1"/>
+            <wp:cNvGraphicFramePr>
+              <a:graphicFrameLocks xmlns:a="http://schemas.openxmlformats.org/drawingml/2006/main" noChangeAspect="1"/>
+            </wp:cNvGraphicFramePr>
+            <a:graphic xmlns:a="http://schemas.openxmlformats.org/drawingml/2006/main">
+              <a:graphicData uri="http://schemas.openxmlformats.org/drawingml/2006/picture">
+                <pic:pic xmlns:pic="http://schemas.openxmlformats.org/drawingml/2006/picture">
+                  <pic:nvPicPr>
+                    <pic:cNvPr id="1600986163" name=""/>
+                    <pic:cNvPicPr/>
+                  </pic:nvPicPr>
+                  <pic:blipFill>
+                    <a:blip r:embed="rId14"/>
+                    <a:stretch>
+                      <a:fillRect/>
+                    </a:stretch>
+                  </pic:blipFill>
+                  <pic:spPr>
+                    <a:xfrm>
+                      <a:off x="0" y="0"/>
+                      <a:ext cx="2572109" cy="714475"/>
+                    </a:xfrm>
+                    <a:prstGeom prst="rect">
+                      <a:avLst/>
+                    </a:prstGeom>
+                  </pic:spPr>
+                </pic:pic>
+              </a:graphicData>
+            </a:graphic>
+          </wp:inline>
+        </w:drawing>
+      </w:r>
+    </w:p>
+    <w:p>
+      <w:pPr>
+        <w:rPr>
+          <w:color w:val="0070C0"/>
+          <w:sz w:val="26"/>
+          <w:szCs w:val="26"/>
+        </w:rPr>
+      </w:pPr>
+      <w:r>
+        <w:rPr>
+          <w:color w:val="0070C0"/>
+          <w:sz w:val="26"/>
+          <w:szCs w:val="26"/>
+        </w:rPr>
+        <w:t>On a ci-dessus les variables du menu</w:t>
+      </w:r>
+      <w:r>
+        <w:rPr>
+          <w:color w:val="0070C0"/>
+          <w:sz w:val="26"/>
+          <w:szCs w:val="26"/>
+        </w:rPr>
+        <w:t>, l</w:t>
+      </w:r>
+      <w:r>
+        <w:rPr>
+          <w:color w:val="0070C0"/>
+          <w:sz w:val="26"/>
+          <w:szCs w:val="26"/>
+        </w:rPr>
+        <w:t xml:space="preserve">a variable </w:t>
+      </w:r>
+      <w:r>
+        <w:rPr>
+          <w:color w:val="0070C0"/>
+          <w:sz w:val="26"/>
+          <w:szCs w:val="26"/>
+        </w:rPr>
+        <w:t>‘</w:t>
+      </w:r>
+      <w:r>
+        <w:rPr>
+          <w:color w:val="0070C0"/>
+          <w:sz w:val="26"/>
+          <w:szCs w:val="26"/>
+        </w:rPr>
+        <w:t>runni</w:t>
+      </w:r>
+      <w:r>
+        <w:rPr>
+          <w:color w:val="0070C0"/>
+          <w:sz w:val="26"/>
+          <w:szCs w:val="26"/>
+        </w:rPr>
+        <w:t>n</w:t>
+      </w:r>
+      <w:r>
+        <w:rPr>
+          <w:color w:val="0070C0"/>
+          <w:sz w:val="26"/>
+          <w:szCs w:val="26"/>
+        </w:rPr>
+        <w:t>g</w:t>
+      </w:r>
+      <w:r>
+        <w:rPr>
+          <w:color w:val="0070C0"/>
+          <w:sz w:val="26"/>
+          <w:szCs w:val="26"/>
+        </w:rPr>
+        <w:t>’</w:t>
+      </w:r>
+      <w:r>
+        <w:rPr>
+          <w:color w:val="0070C0"/>
+          <w:sz w:val="26"/>
+          <w:szCs w:val="26"/>
+        </w:rPr>
+        <w:t xml:space="preserve"> permet de garder le menu ouvert tant qu’elle vaut True. </w:t>
+      </w:r>
+      <w:r>
+        <w:rPr>
+          <w:color w:val="0070C0"/>
+          <w:sz w:val="26"/>
+          <w:szCs w:val="26"/>
+        </w:rPr>
+        <w:t>‘C</w:t>
+      </w:r>
+      <w:r>
+        <w:rPr>
+          <w:color w:val="0070C0"/>
+          <w:sz w:val="26"/>
+          <w:szCs w:val="26"/>
+        </w:rPr>
+        <w:t>lock</w:t>
+      </w:r>
+      <w:r>
+        <w:rPr>
+          <w:color w:val="0070C0"/>
+          <w:sz w:val="26"/>
+          <w:szCs w:val="26"/>
+        </w:rPr>
+        <w:t>’</w:t>
+      </w:r>
+      <w:r>
+        <w:rPr>
+          <w:color w:val="0070C0"/>
+          <w:sz w:val="26"/>
+          <w:szCs w:val="26"/>
+        </w:rPr>
+        <w:t xml:space="preserve"> sert à limiter le nombre d’images par seconde pour que le menu ne tourne pas trop vite. keyboard_layout contient le type de clavier choisi, ici azerty par défaut. menu_state permet de savoir si on est dans le menu principal ou dans le menu options.</w:t>
+      </w:r>
+    </w:p>
+    <w:p>
+      <w:pPr>
+        <w:rPr>
+          <w:color w:val="0070C0"/>
+          <w:sz w:val="26"/>
+          <w:szCs w:val="26"/>
+        </w:rPr>
+      </w:pPr>
+      <w:r>
+        <w:rPr>
+          <w:color w:val="0070C0"/>
+          <w:sz w:val="26"/>
+          <w:szCs w:val="26"/>
+        </w:rPr>
+        <w:lastRenderedPageBreak/>
+        <w:drawing>
+          <wp:inline distT="0" distB="0" distL="0" distR="0" wp14:anchorId="6F64F00A" wp14:editId="348FFCD6">
+            <wp:extent cx="5760720" cy="5609590"/>
+            <wp:effectExtent l="0" t="0" r="0" b="0"/>
+            <wp:docPr id="1774021665" name="Image 1"/>
+            <wp:cNvGraphicFramePr>
+              <a:graphicFrameLocks xmlns:a="http://schemas.openxmlformats.org/drawingml/2006/main" noChangeAspect="1"/>
+            </wp:cNvGraphicFramePr>
+            <a:graphic xmlns:a="http://schemas.openxmlformats.org/drawingml/2006/main">
+              <a:graphicData uri="http://schemas.openxmlformats.org/drawingml/2006/picture">
+                <pic:pic xmlns:pic="http://schemas.openxmlformats.org/drawingml/2006/picture">
+                  <pic:nvPicPr>
+                    <pic:cNvPr id="1774021665" name=""/>
+                    <pic:cNvPicPr/>
+                  </pic:nvPicPr>
+                  <pic:blipFill>
+                    <a:blip r:embed="rId15"/>
+                    <a:stretch>
+                      <a:fillRect/>
+                    </a:stretch>
+                  </pic:blipFill>
+                  <pic:spPr>
+                    <a:xfrm>
+                      <a:off x="0" y="0"/>
+                      <a:ext cx="5760720" cy="5609590"/>
+                    </a:xfrm>
+                    <a:prstGeom prst="rect">
+                      <a:avLst/>
+                    </a:prstGeom>
+                  </pic:spPr>
+                </pic:pic>
+              </a:graphicData>
+            </a:graphic>
+          </wp:inline>
+        </w:drawing>
+      </w:r>
+    </w:p>
+    <w:p>
+      <w:pPr>
+        <w:rPr>
+          <w:color w:val="0070C0"/>
+          <w:sz w:val="26"/>
+          <w:szCs w:val="26"/>
+        </w:rPr>
+      </w:pPr>
+      <w:r>
+        <w:rPr>
+          <w:color w:val="0070C0"/>
+          <w:sz w:val="26"/>
+          <w:szCs w:val="26"/>
+        </w:rPr>
+        <w:t xml:space="preserve">La boucle while running est la boucle principale du menu. Elle se répète tant que le menu est ouvert. </w:t>
+      </w:r>
+      <w:r>
+        <w:rPr>
+          <w:color w:val="0070C0"/>
+          <w:sz w:val="26"/>
+          <w:szCs w:val="26"/>
+        </w:rPr>
+        <w:t xml:space="preserve">Je </w:t>
+      </w:r>
+      <w:r>
+        <w:rPr>
+          <w:color w:val="0070C0"/>
+          <w:sz w:val="26"/>
+          <w:szCs w:val="26"/>
+        </w:rPr>
+        <w:t xml:space="preserve">limite </w:t>
+      </w:r>
+      <w:r>
+        <w:rPr>
+          <w:color w:val="0070C0"/>
+          <w:sz w:val="26"/>
+          <w:szCs w:val="26"/>
+        </w:rPr>
+        <w:t>le nombre d’images par secondes</w:t>
+      </w:r>
+      <w:r>
+        <w:rPr>
+          <w:color w:val="0070C0"/>
+          <w:sz w:val="26"/>
+          <w:szCs w:val="26"/>
+        </w:rPr>
+        <w:t xml:space="preserve"> avec clock.tick(60), j’affiche l’image de fond, puis je récupère la position de la souris et l’état des clics. Cela permet de rendre le menu interactif.</w:t>
+      </w:r>
+    </w:p>
+    <w:p>
+      <w:pPr>
+        <w:rPr>
+          <w:color w:val="0070C0"/>
+          <w:sz w:val="26"/>
+          <w:szCs w:val="26"/>
+        </w:rPr>
+      </w:pPr>
+      <w:r>
+        <w:rPr>
+          <w:color w:val="0070C0"/>
+          <w:sz w:val="26"/>
+          <w:szCs w:val="26"/>
+        </w:rPr>
+        <w:t>De la ligne 110 a 113, j’affiche le titre du jeu avec la police choisie, j’ajoute également une version plus foncée du titre légèrement décalée afin de créer une ombre.</w:t>
+      </w:r>
+    </w:p>
+    <w:p>
+      <w:pPr>
+        <w:rPr>
+          <w:color w:val="0070C0"/>
+          <w:sz w:val="26"/>
+          <w:szCs w:val="26"/>
+        </w:rPr>
+      </w:pPr>
+      <w:r>
+        <w:rPr>
+          <w:color w:val="0070C0"/>
+          <w:sz w:val="26"/>
+          <w:szCs w:val="26"/>
+        </w:rPr>
+        <w:t xml:space="preserve">Les lignes 116 a 133 permettent d’afficher les boutons du menu principal. </w:t>
+      </w:r>
+      <w:r>
+        <w:rPr>
+          <w:color w:val="0070C0"/>
+          <w:sz w:val="26"/>
+          <w:szCs w:val="26"/>
+        </w:rPr>
+        <w:t xml:space="preserve">Pour chaque bouton, il appelle draw() pour l’afficher puis is_clicked() pour vérifier si le joueur clique dessus. Si le joueur clique sur Nouvelle Partie, le menu se ferme et le jeu se lance sans charger de sauvegarde. Si le joueur clique sur Charger Partie, le jeu se lance avec charger=True pour reprendre la sauvegarde. Si le joueur </w:t>
+      </w:r>
+      <w:r>
+        <w:rPr>
+          <w:color w:val="0070C0"/>
+          <w:sz w:val="26"/>
+          <w:szCs w:val="26"/>
+        </w:rPr>
+        <w:lastRenderedPageBreak/>
+        <w:t>clique sur Options, on change menu_state pour afficher le menu options. Si le joueur clique sur Quitter, running devient False et le programme se ferme.</w:t>
+      </w:r>
+    </w:p>
+    <w:p>
+      <w:pPr>
+        <w:rPr>
+          <w:color w:val="0070C0"/>
+          <w:sz w:val="26"/>
+          <w:szCs w:val="26"/>
+        </w:rPr>
+      </w:pPr>
+      <w:r>
+        <w:rPr>
+          <w:color w:val="0070C0"/>
+          <w:sz w:val="26"/>
+          <w:szCs w:val="26"/>
+        </w:rPr>
+        <w:drawing>
+          <wp:inline distT="0" distB="0" distL="0" distR="0" wp14:anchorId="431F89C7" wp14:editId="534F80A7">
+            <wp:extent cx="5760720" cy="2560320"/>
+            <wp:effectExtent l="0" t="0" r="0" b="0"/>
+            <wp:docPr id="335599971" name="Image 1"/>
+            <wp:cNvGraphicFramePr>
+              <a:graphicFrameLocks xmlns:a="http://schemas.openxmlformats.org/drawingml/2006/main" noChangeAspect="1"/>
+            </wp:cNvGraphicFramePr>
+            <a:graphic xmlns:a="http://schemas.openxmlformats.org/drawingml/2006/main">
+              <a:graphicData uri="http://schemas.openxmlformats.org/drawingml/2006/picture">
+                <pic:pic xmlns:pic="http://schemas.openxmlformats.org/drawingml/2006/picture">
+                  <pic:nvPicPr>
+                    <pic:cNvPr id="335599971" name=""/>
+                    <pic:cNvPicPr/>
+                  </pic:nvPicPr>
+                  <pic:blipFill>
+                    <a:blip r:embed="rId16"/>
+                    <a:stretch>
+                      <a:fillRect/>
+                    </a:stretch>
+                  </pic:blipFill>
+                  <pic:spPr>
+                    <a:xfrm>
+                      <a:off x="0" y="0"/>
+                      <a:ext cx="5760720" cy="2560320"/>
+                    </a:xfrm>
+                    <a:prstGeom prst="rect">
+                      <a:avLst/>
+                    </a:prstGeom>
+                  </pic:spPr>
+                </pic:pic>
+              </a:graphicData>
+            </a:graphic>
+          </wp:inline>
+        </w:drawing>
+      </w:r>
+    </w:p>
+    <w:p>
+      <w:pPr>
+        <w:rPr>
+          <w:color w:val="0070C0"/>
+          <w:sz w:val="26"/>
+          <w:szCs w:val="26"/>
+        </w:rPr>
+      </w:pPr>
+      <w:r>
+        <w:rPr>
+          <w:color w:val="0070C0"/>
+          <w:sz w:val="26"/>
+          <w:szCs w:val="26"/>
+        </w:rPr>
+        <w:t>Un probleme que j’avais vite remarque est que avec les gens avec qui je fais ce projet utilisent des layouts de clavier différents, c’est pour cela que j’ai voulu pouvoir changer cela directement depuis le menu, apres avoir appuyé sur le bouton ‘options’.</w:t>
+      </w:r>
+    </w:p>
+    <w:p>
+      <w:pPr>
+        <w:rPr>
+          <w:color w:val="0070C0"/>
+          <w:sz w:val="26"/>
+          <w:szCs w:val="26"/>
+        </w:rPr>
+      </w:pPr>
+      <w:r>
+        <w:rPr>
+          <w:color w:val="0070C0"/>
+          <w:sz w:val="26"/>
+          <w:szCs w:val="26"/>
+        </w:rPr>
+        <w:t>Dans cette partie, je gère l’affichage du menu options. Le programme arrive ici seulement si la variable menu_state vaut "options". Cette variable sert à savoir dans quel écran du menu on se trouve. Au départ elle vaut "main", mais quand le joueur clique sur le bouton Options, elle devient "options".</w:t>
+      </w:r>
+      <w:r>
+        <w:t xml:space="preserve"> </w:t>
+      </w:r>
+      <w:r>
+        <w:rPr>
+          <w:color w:val="0070C0"/>
+          <w:sz w:val="26"/>
+          <w:szCs w:val="26"/>
+        </w:rPr>
+        <w:t>Je commence par créer le texte "Options" avec FONT_BUTTON.render(). Ensuite je l’affiche au centre de l’écran avec screen.blit(). Pour le centrer, j’utilise WIDTH//2 et la largeur du texte, comme pour le titre du menu principal.</w:t>
+      </w:r>
+      <w:r>
+        <w:t xml:space="preserve"> </w:t>
+      </w:r>
+      <w:r>
+        <w:rPr>
+          <w:color w:val="0070C0"/>
+          <w:sz w:val="26"/>
+          <w:szCs w:val="26"/>
+        </w:rPr>
+        <w:t>Après ça, j’affiche aussi le clavier actuellement choisi. Pour cela, j’utilise la variable keyboard_layout. Elle contient soit "azerty", soit "qwerty". J’utilise .upper() pour afficher le texte en majuscules, donc le joueur voit "Clavier : AZERTY" ou "Clavier : QWERTY". Cela permet de savoir directement quel mode est actif.</w:t>
+      </w:r>
+      <w:r>
+        <w:t xml:space="preserve"> </w:t>
+      </w:r>
+      <w:r>
+        <w:rPr>
+          <w:color w:val="0070C0"/>
+          <w:sz w:val="26"/>
+          <w:szCs w:val="26"/>
+        </w:rPr>
+        <w:t>Ensuite, je parcours la liste option_buttons avec une boucle for. Cette liste contient les boutons du menu options, donc "Changer clavier" et "Retour". Pour chaque bouton, j’utilise btn.draw() pour l’afficher, puis btn.is_clicked() pour vérifier si le joueur clique dessus.</w:t>
+      </w:r>
+      <w:r>
+        <w:t xml:space="preserve"> </w:t>
+      </w:r>
+      <w:r>
+        <w:rPr>
+          <w:color w:val="0070C0"/>
+          <w:sz w:val="26"/>
+          <w:szCs w:val="26"/>
+        </w:rPr>
+        <w:t>Si le bouton cliqué a pour action "switch_layout", alors je change la valeur de keyboard_layout. Si elle vaut "azerty", elle devient "qwerty". Sinon, elle redevient "azerty". Cela permet de faire une sorte de switch entre les deux types de clavier.</w:t>
+      </w:r>
+      <w:r>
+        <w:t xml:space="preserve"> </w:t>
+      </w:r>
+      <w:r>
+        <w:rPr>
+          <w:color w:val="0070C0"/>
+          <w:sz w:val="26"/>
+          <w:szCs w:val="26"/>
+        </w:rPr>
+        <w:t xml:space="preserve">Si le bouton cliqué a pour action "back", alors je remets menu_state à </w:t>
+      </w:r>
+      <w:r>
+        <w:rPr>
+          <w:color w:val="0070C0"/>
+          <w:sz w:val="26"/>
+          <w:szCs w:val="26"/>
+        </w:rPr>
+        <w:lastRenderedPageBreak/>
+        <w:t>"main". Comme la boucle du menu vérifie menu_state à chaque tour, le programme arrête d’afficher les options et revient au menu principal.</w:t>
+      </w:r>
+    </w:p>
+    <w:p>
+      <w:pPr>
+        <w:rPr>
+          <w:color w:val="0070C0"/>
+          <w:sz w:val="26"/>
+          <w:szCs w:val="26"/>
+        </w:rPr>
+      </w:pPr>
+    </w:p>
+    <w:p>
+      <w:pPr>
+        <w:rPr>
+          <w:color w:val="0070C0"/>
+          <w:sz w:val="26"/>
+          <w:szCs w:val="26"/>
+        </w:rPr>
+      </w:pPr>
+      <w:r>
+        <w:rPr>
+          <w:color w:val="0070C0"/>
+          <w:sz w:val="26"/>
+          <w:szCs w:val="26"/>
+        </w:rPr>
+        <w:t>Enfin, les dernières lignes gèrent la fermeture du menu :</w:t>
+      </w:r>
+    </w:p>
+    <w:p>
+      <w:pPr>
+        <w:rPr>
+          <w:color w:val="0070C0"/>
+          <w:sz w:val="26"/>
+          <w:szCs w:val="26"/>
+        </w:rPr>
+      </w:pPr>
+      <w:r>
+        <w:rPr>
+          <w:color w:val="0070C0"/>
+          <w:sz w:val="26"/>
+          <w:szCs w:val="26"/>
+        </w:rPr>
+        <w:drawing>
+          <wp:inline distT="0" distB="0" distL="0" distR="0" wp14:anchorId="06888D81" wp14:editId="3FA94D7A">
+            <wp:extent cx="3372321" cy="1552792"/>
+            <wp:effectExtent l="0" t="0" r="0" b="9525"/>
+            <wp:docPr id="1621686325" name="Image 1"/>
+            <wp:cNvGraphicFramePr>
+              <a:graphicFrameLocks xmlns:a="http://schemas.openxmlformats.org/drawingml/2006/main" noChangeAspect="1"/>
+            </wp:cNvGraphicFramePr>
+            <a:graphic xmlns:a="http://schemas.openxmlformats.org/drawingml/2006/main">
+              <a:graphicData uri="http://schemas.openxmlformats.org/drawingml/2006/picture">
+                <pic:pic xmlns:pic="http://schemas.openxmlformats.org/drawingml/2006/picture">
+                  <pic:nvPicPr>
+                    <pic:cNvPr id="1621686325" name=""/>
+                    <pic:cNvPicPr/>
+                  </pic:nvPicPr>
+                  <pic:blipFill>
+                    <a:blip r:embed="rId17"/>
+                    <a:stretch>
+                      <a:fillRect/>
+                    </a:stretch>
+                  </pic:blipFill>
+                  <pic:spPr>
+                    <a:xfrm>
+                      <a:off x="0" y="0"/>
+                      <a:ext cx="3372321" cy="1552792"/>
+                    </a:xfrm>
+                    <a:prstGeom prst="rect">
+                      <a:avLst/>
+                    </a:prstGeom>
+                  </pic:spPr>
+                </pic:pic>
+              </a:graphicData>
+            </a:graphic>
+          </wp:inline>
+        </w:drawing>
+      </w:r>
+    </w:p>
+    <w:p>
+      <w:pPr>
+        <w:rPr>
+          <w:color w:val="0070C0"/>
+          <w:sz w:val="26"/>
+          <w:szCs w:val="26"/>
+        </w:rPr>
+      </w:pPr>
+      <w:r>
+        <w:rPr>
+          <w:color w:val="0070C0"/>
+          <w:sz w:val="26"/>
+          <w:szCs w:val="26"/>
+        </w:rPr>
+        <w:t>Les lignes 155,156 et 157</w:t>
+      </w:r>
+      <w:r>
+        <w:rPr>
+          <w:color w:val="0070C0"/>
+          <w:sz w:val="26"/>
+          <w:szCs w:val="26"/>
+        </w:rPr>
+        <w:t xml:space="preserve"> récupèrent les évènements de pygame. </w:t>
+      </w:r>
+      <w:r>
+        <w:rPr>
+          <w:color w:val="0070C0"/>
+          <w:sz w:val="26"/>
+          <w:szCs w:val="26"/>
+        </w:rPr>
+        <w:t xml:space="preserve">Si le joueur clique sur la croix </w:t>
+      </w:r>
+      <w:r>
+        <w:rPr>
+          <w:color w:val="0070C0"/>
+          <w:sz w:val="26"/>
+          <w:szCs w:val="26"/>
+        </w:rPr>
+        <w:t xml:space="preserve">en haut à droite </w:t>
+      </w:r>
+      <w:r>
+        <w:rPr>
+          <w:color w:val="0070C0"/>
+          <w:sz w:val="26"/>
+          <w:szCs w:val="26"/>
+        </w:rPr>
+        <w:t>de la fenêtre, l’événement pygame.QUIT est détecté et running passe à False. Cela permet de fermer proprement le menu.</w:t>
+      </w:r>
+    </w:p>
+    <w:p>
+      <w:pPr>
+        <w:rPr>
+          <w:color w:val="0070C0"/>
+          <w:sz w:val="26"/>
+          <w:szCs w:val="26"/>
+        </w:rPr>
+      </w:pPr>
+      <w:r>
+        <w:rPr>
+          <w:color w:val="0070C0"/>
+          <w:sz w:val="26"/>
+          <w:szCs w:val="26"/>
+        </w:rPr>
+        <w:t xml:space="preserve">Pour finir, </w:t>
+      </w:r>
+      <w:r>
+        <w:rPr>
+          <w:color w:val="0070C0"/>
+          <w:sz w:val="26"/>
+          <w:szCs w:val="26"/>
+        </w:rPr>
+        <w:t>pygame.display.flip() met à jour l’affichage à chaque tour de boucle. Sans cette ligne, les changements ne seraient pas visibles à l’écran. Quand la boucle se termine, pygame.quit() ferme pygame correctement, puis un message s’affiche dans le terminal pour indiquer que le jeu est fermé.</w:t>
+      </w:r>
+    </w:p>
+    <w:p>
+      <w:pPr>
+        <w:rPr>
+          <w:color w:val="0070C0"/>
+          <w:sz w:val="26"/>
+          <w:szCs w:val="26"/>
+        </w:rPr>
+      </w:pPr>
+    </w:p>
+    <w:p>
+      <w:pPr>
+        <w:rPr>
+          <w:color w:val="0070C0"/>
+          <w:sz w:val="26"/>
+          <w:szCs w:val="26"/>
+        </w:rPr>
+      </w:pPr>
+      <w:r>
+        <w:rPr>
+          <w:color w:val="0070C0"/>
+          <w:sz w:val="26"/>
+          <w:szCs w:val="26"/>
+        </w:rPr>
+        <w:t>Le menu est donc fini et contient toutes les fonctions essentielles pour lancer le véritable jeu dans les meilleures conditions.</w:t>
+      </w:r>
+    </w:p>
+    <w:p>
+      <w:pPr>
+        <w:rPr>
+          <w:color w:val="0070C0"/>
+          <w:sz w:val="26"/>
+          <w:szCs w:val="26"/>
+        </w:rPr>
+      </w:pPr>
+    </w:p>
+    <w:p>
+      <w:pPr>
+        <w:rPr>
+          <w:color w:val="0070C0"/>
+          <w:sz w:val="26"/>
+          <w:szCs w:val="26"/>
+        </w:rPr>
+      </w:pPr>
+    </w:p>
+    <w:p>
+      <w:pPr>
+        <w:rPr>
+          <w:color w:val="0070C0"/>
+          <w:sz w:val="26"/>
+          <w:szCs w:val="26"/>
+        </w:rPr>
+      </w:pPr>
+    </w:p>
+    <w:p>
+      <w:pPr>
+        <w:rPr>
+          <w:color w:val="0070C0"/>
+          <w:sz w:val="26"/>
+          <w:szCs w:val="26"/>
         </w:rPr>
       </w:pPr>
     </w:p>

--- a/Rapport/Projet final NSI.docx
+++ b/Rapport/Projet final NSI.docx
@@ -45,6 +45,7 @@
       </w:pPr>
       <w:r>
         <w:rPr>
+          <w:noProof/>
           <w:sz w:val="32"/>
           <w:szCs w:val="32"/>
           <w:lang w:val="en-US"/>
@@ -87,6 +88,7 @@
       </w:r>
       <w:r>
         <w:rPr>
+          <w:noProof/>
           <w:sz w:val="28"/>
           <w:szCs w:val="28"/>
           <w:lang w:val="en-US"/>
@@ -191,7 +193,15 @@
     </w:p>
     <w:p>
       <w:r>
-        <w:t>#phrase intro generale pour tt l</w:t>
+        <w:t xml:space="preserve">#phrase intro </w:t>
+      </w:r>
+      <w:proofErr w:type="spellStart"/>
+      <w:r>
+        <w:t>generale</w:t>
+      </w:r>
+      <w:proofErr w:type="spellEnd"/>
+      <w:r>
+        <w:t xml:space="preserve"> pour tt l</w:t>
       </w:r>
       <w:r>
         <w:t>e monde</w:t>
@@ -235,6 +245,7 @@
       </w:pPr>
       <w:r>
         <w:rPr>
+          <w:noProof/>
           <w:color w:val="0070C0"/>
           <w:sz w:val="26"/>
           <w:szCs w:val="26"/>
@@ -298,19 +309,110 @@
           <w:sz w:val="26"/>
           <w:szCs w:val="26"/>
         </w:rPr>
-        <w:t>in pour lancer le menu. Pygame sert a créer la fenêtre, afficher les images, gérer la musique. Os sert a retrouver le chemin du dossier du projet. J’importe load_assets depuis assets.py pour avoir les images nécessaires et lancer_jeu va servir à démarrer la partie.</w:t>
-      </w:r>
-    </w:p>
-    <w:p>
-      <w:pPr>
-        <w:rPr>
-          <w:color w:val="0070C0"/>
-          <w:sz w:val="26"/>
-          <w:szCs w:val="26"/>
-        </w:rPr>
-      </w:pPr>
-      <w:r>
-        <w:rPr>
+        <w:t xml:space="preserve">in pour lancer le menu. </w:t>
+      </w:r>
+      <w:proofErr w:type="spellStart"/>
+      <w:r>
+        <w:rPr>
+          <w:color w:val="0070C0"/>
+          <w:sz w:val="26"/>
+          <w:szCs w:val="26"/>
+        </w:rPr>
+        <w:t>Pygame</w:t>
+      </w:r>
+      <w:proofErr w:type="spellEnd"/>
+      <w:r>
+        <w:rPr>
+          <w:color w:val="0070C0"/>
+          <w:sz w:val="26"/>
+          <w:szCs w:val="26"/>
+        </w:rPr>
+        <w:t xml:space="preserve"> sert </w:t>
+      </w:r>
+      <w:proofErr w:type="spellStart"/>
+      <w:r>
+        <w:rPr>
+          <w:color w:val="0070C0"/>
+          <w:sz w:val="26"/>
+          <w:szCs w:val="26"/>
+        </w:rPr>
+        <w:t>a</w:t>
+      </w:r>
+      <w:proofErr w:type="spellEnd"/>
+      <w:r>
+        <w:rPr>
+          <w:color w:val="0070C0"/>
+          <w:sz w:val="26"/>
+          <w:szCs w:val="26"/>
+        </w:rPr>
+        <w:t xml:space="preserve"> créer la fenêtre, afficher les images, gérer la musique. Os sert </w:t>
+      </w:r>
+      <w:proofErr w:type="spellStart"/>
+      <w:r>
+        <w:rPr>
+          <w:color w:val="0070C0"/>
+          <w:sz w:val="26"/>
+          <w:szCs w:val="26"/>
+        </w:rPr>
+        <w:t>a</w:t>
+      </w:r>
+      <w:proofErr w:type="spellEnd"/>
+      <w:r>
+        <w:rPr>
+          <w:color w:val="0070C0"/>
+          <w:sz w:val="26"/>
+          <w:szCs w:val="26"/>
+        </w:rPr>
+        <w:t xml:space="preserve"> retrouver le chemin du dossier du projet. J’importe </w:t>
+      </w:r>
+      <w:proofErr w:type="spellStart"/>
+      <w:r>
+        <w:rPr>
+          <w:color w:val="0070C0"/>
+          <w:sz w:val="26"/>
+          <w:szCs w:val="26"/>
+        </w:rPr>
+        <w:t>load_assets</w:t>
+      </w:r>
+      <w:proofErr w:type="spellEnd"/>
+      <w:r>
+        <w:rPr>
+          <w:color w:val="0070C0"/>
+          <w:sz w:val="26"/>
+          <w:szCs w:val="26"/>
+        </w:rPr>
+        <w:t xml:space="preserve"> depuis assets.py pour avoir les images nécessaires et </w:t>
+      </w:r>
+      <w:proofErr w:type="spellStart"/>
+      <w:r>
+        <w:rPr>
+          <w:color w:val="0070C0"/>
+          <w:sz w:val="26"/>
+          <w:szCs w:val="26"/>
+        </w:rPr>
+        <w:t>lancer_jeu</w:t>
+      </w:r>
+      <w:proofErr w:type="spellEnd"/>
+      <w:r>
+        <w:rPr>
+          <w:color w:val="0070C0"/>
+          <w:sz w:val="26"/>
+          <w:szCs w:val="26"/>
+        </w:rPr>
+        <w:t xml:space="preserve"> va servir à démarrer la partie.</w:t>
+      </w:r>
+    </w:p>
+    <w:p>
+      <w:pPr>
+        <w:rPr>
+          <w:color w:val="0070C0"/>
+          <w:sz w:val="26"/>
+          <w:szCs w:val="26"/>
+        </w:rPr>
+      </w:pPr>
+      <w:r>
+        <w:rPr>
+          <w:noProof/>
           <w:color w:val="0070C0"/>
           <w:sz w:val="26"/>
           <w:szCs w:val="26"/>
@@ -366,37 +468,74 @@
           <w:sz w:val="26"/>
           <w:szCs w:val="26"/>
         </w:rPr>
-        <w:t xml:space="preserve">Cette ligne sert a charger les fichiers du dossier sans dépendre de l’endroit depuis lequel le programme est lance. C’est plus fiable qu’un chemin écrit a la main. </w:t>
-      </w:r>
-    </w:p>
-    <w:p>
-      <w:pPr>
-        <w:rPr>
-          <w:color w:val="0070C0"/>
-          <w:sz w:val="26"/>
-          <w:szCs w:val="26"/>
-        </w:rPr>
-      </w:pPr>
-    </w:p>
-    <w:p>
-      <w:pPr>
-        <w:rPr>
-          <w:color w:val="0070C0"/>
-          <w:sz w:val="26"/>
-          <w:szCs w:val="26"/>
-        </w:rPr>
-      </w:pPr>
-    </w:p>
-    <w:p>
-      <w:pPr>
-        <w:rPr>
-          <w:color w:val="0070C0"/>
-          <w:sz w:val="26"/>
-          <w:szCs w:val="26"/>
-        </w:rPr>
-      </w:pPr>
-      <w:r>
-        <w:rPr>
+        <w:t xml:space="preserve">Cette ligne sert </w:t>
+      </w:r>
+      <w:proofErr w:type="spellStart"/>
+      <w:r>
+        <w:rPr>
+          <w:color w:val="0070C0"/>
+          <w:sz w:val="26"/>
+          <w:szCs w:val="26"/>
+        </w:rPr>
+        <w:t>a</w:t>
+      </w:r>
+      <w:proofErr w:type="spellEnd"/>
+      <w:r>
+        <w:rPr>
+          <w:color w:val="0070C0"/>
+          <w:sz w:val="26"/>
+          <w:szCs w:val="26"/>
+        </w:rPr>
+        <w:t xml:space="preserve"> charger les fichiers du dossier sans dépendre de l’endroit depuis lequel le programme est lance. C’est plus fiable qu’un chemin écrit </w:t>
+      </w:r>
+      <w:proofErr w:type="spellStart"/>
+      <w:r>
+        <w:rPr>
+          <w:color w:val="0070C0"/>
+          <w:sz w:val="26"/>
+          <w:szCs w:val="26"/>
+        </w:rPr>
+        <w:t>a</w:t>
+      </w:r>
+      <w:proofErr w:type="spellEnd"/>
+      <w:r>
+        <w:rPr>
+          <w:color w:val="0070C0"/>
+          <w:sz w:val="26"/>
+          <w:szCs w:val="26"/>
+        </w:rPr>
+        <w:t xml:space="preserve"> la main. </w:t>
+      </w:r>
+    </w:p>
+    <w:p>
+      <w:pPr>
+        <w:rPr>
+          <w:color w:val="0070C0"/>
+          <w:sz w:val="26"/>
+          <w:szCs w:val="26"/>
+        </w:rPr>
+      </w:pPr>
+    </w:p>
+    <w:p>
+      <w:pPr>
+        <w:rPr>
+          <w:color w:val="0070C0"/>
+          <w:sz w:val="26"/>
+          <w:szCs w:val="26"/>
+        </w:rPr>
+      </w:pPr>
+    </w:p>
+    <w:p>
+      <w:pPr>
+        <w:rPr>
+          <w:color w:val="0070C0"/>
+          <w:sz w:val="26"/>
+          <w:szCs w:val="26"/>
+        </w:rPr>
+      </w:pPr>
+      <w:r>
+        <w:rPr>
+          <w:noProof/>
           <w:color w:val="0070C0"/>
           <w:sz w:val="26"/>
           <w:szCs w:val="26"/>
@@ -453,8 +592,36 @@
           <w:sz w:val="26"/>
           <w:szCs w:val="26"/>
         </w:rPr>
-        <w:t>La fonction start sert à lancer le jeu avec lancer_jeu(). Elle est relativement courte car dans le projet, le lancement principal se fait surtout avec les boutons du menu. J’initialise ensuite pygame</w:t>
-      </w:r>
+        <w:t xml:space="preserve">La fonction start sert à lancer le jeu avec </w:t>
+      </w:r>
+      <w:proofErr w:type="spellStart"/>
+      <w:r>
+        <w:rPr>
+          <w:color w:val="0070C0"/>
+          <w:sz w:val="26"/>
+          <w:szCs w:val="26"/>
+        </w:rPr>
+        <w:t>lancer_jeu</w:t>
+      </w:r>
+      <w:proofErr w:type="spellEnd"/>
+      <w:r>
+        <w:rPr>
+          <w:color w:val="0070C0"/>
+          <w:sz w:val="26"/>
+          <w:szCs w:val="26"/>
+        </w:rPr>
+        <w:t xml:space="preserve">(). Elle est relativement courte car dans le projet, le lancement principal se fait surtout avec les boutons du menu. J’initialise ensuite </w:t>
+      </w:r>
+      <w:proofErr w:type="spellStart"/>
+      <w:r>
+        <w:rPr>
+          <w:color w:val="0070C0"/>
+          <w:sz w:val="26"/>
+          <w:szCs w:val="26"/>
+        </w:rPr>
+        <w:t>pygame</w:t>
+      </w:r>
+      <w:proofErr w:type="spellEnd"/>
       <w:r>
         <w:rPr>
           <w:color w:val="0070C0"/>
@@ -474,6 +641,7 @@
       </w:pPr>
       <w:r>
         <w:rPr>
+          <w:noProof/>
           <w:color w:val="0070C0"/>
           <w:sz w:val="26"/>
           <w:szCs w:val="26"/>
@@ -529,7 +697,25 @@
           <w:sz w:val="26"/>
           <w:szCs w:val="26"/>
         </w:rPr>
-        <w:t>Ligne 18, je définis la taille de la fenêtre du menu (largeur, hauteur). Ici, c’est 1080x720 pixels, j’utilise des variables pour rendre le code plus lisible et facile a modifier dans le futur.</w:t>
+        <w:t xml:space="preserve">Ligne 18, je définis la taille de la fenêtre du menu (largeur, hauteur). Ici, c’est 1080x720 pixels, j’utilise des variables pour rendre le code plus lisible et facile </w:t>
+      </w:r>
+      <w:proofErr w:type="spellStart"/>
+      <w:r>
+        <w:rPr>
+          <w:color w:val="0070C0"/>
+          <w:sz w:val="26"/>
+          <w:szCs w:val="26"/>
+        </w:rPr>
+        <w:t>a</w:t>
+      </w:r>
+      <w:proofErr w:type="spellEnd"/>
+      <w:r>
+        <w:rPr>
+          <w:color w:val="0070C0"/>
+          <w:sz w:val="26"/>
+          <w:szCs w:val="26"/>
+        </w:rPr>
+        <w:t xml:space="preserve"> modifier dans le futur.</w:t>
       </w:r>
     </w:p>
     <w:p>
@@ -596,7 +782,25 @@
           <w:sz w:val="26"/>
           <w:szCs w:val="26"/>
         </w:rPr>
-        <w:t>avec pygame.image.load()</w:t>
+        <w:t xml:space="preserve">avec </w:t>
+      </w:r>
+      <w:proofErr w:type="spellStart"/>
+      <w:r>
+        <w:rPr>
+          <w:color w:val="0070C0"/>
+          <w:sz w:val="26"/>
+          <w:szCs w:val="26"/>
+        </w:rPr>
+        <w:t>pygame.image.load</w:t>
+      </w:r>
+      <w:proofErr w:type="spellEnd"/>
+      <w:r>
+        <w:rPr>
+          <w:color w:val="0070C0"/>
+          <w:sz w:val="26"/>
+          <w:szCs w:val="26"/>
+        </w:rPr>
+        <w:t>()</w:t>
       </w:r>
       <w:r>
         <w:rPr>
@@ -612,7 +816,25 @@
           <w:sz w:val="26"/>
           <w:szCs w:val="26"/>
         </w:rPr>
-        <w:t>J’utilise os.path.join() pour construire le chemin vers bg.jpeg</w:t>
+        <w:t xml:space="preserve">J’utilise </w:t>
+      </w:r>
+      <w:proofErr w:type="spellStart"/>
+      <w:r>
+        <w:rPr>
+          <w:color w:val="0070C0"/>
+          <w:sz w:val="26"/>
+          <w:szCs w:val="26"/>
+        </w:rPr>
+        <w:t>os.path.join</w:t>
+      </w:r>
+      <w:proofErr w:type="spellEnd"/>
+      <w:r>
+        <w:rPr>
+          <w:color w:val="0070C0"/>
+          <w:sz w:val="26"/>
+          <w:szCs w:val="26"/>
+        </w:rPr>
+        <w:t>() pour construire le chemin vers bg.jpeg</w:t>
       </w:r>
       <w:r>
         <w:rPr>
@@ -631,7 +853,25 @@
           <w:sz w:val="26"/>
           <w:szCs w:val="26"/>
         </w:rPr>
-        <w:t>Ensuite, je redimensionne l’image avec pygame.transform.scale() pour qu’elle prenne toute la taille de la fenêtre.</w:t>
+        <w:t xml:space="preserve">Ensuite, je redimensionne l’image avec </w:t>
+      </w:r>
+      <w:proofErr w:type="spellStart"/>
+      <w:r>
+        <w:rPr>
+          <w:color w:val="0070C0"/>
+          <w:sz w:val="26"/>
+          <w:szCs w:val="26"/>
+        </w:rPr>
+        <w:t>pygame.transform.scale</w:t>
+      </w:r>
+      <w:proofErr w:type="spellEnd"/>
+      <w:r>
+        <w:rPr>
+          <w:color w:val="0070C0"/>
+          <w:sz w:val="26"/>
+          <w:szCs w:val="26"/>
+        </w:rPr>
+        <w:t>() pour qu’elle prenne toute la taille de la fenêtre.</w:t>
       </w:r>
     </w:p>
     <w:p>
@@ -650,13 +890,41 @@
         </w:rPr>
         <w:t xml:space="preserve">J’ai voulu ensuite rajouter une musique de fond, je la charge avec </w:t>
       </w:r>
-      <w:r>
-        <w:rPr>
-          <w:color w:val="0070C0"/>
-          <w:sz w:val="26"/>
-          <w:szCs w:val="26"/>
-        </w:rPr>
-        <w:t xml:space="preserve">pygame.mixer.music.load(), puis je la lance avec pygame.mixer.music.play(-1). Le </w:t>
+      <w:proofErr w:type="spellStart"/>
+      <w:r>
+        <w:rPr>
+          <w:color w:val="0070C0"/>
+          <w:sz w:val="26"/>
+          <w:szCs w:val="26"/>
+        </w:rPr>
+        <w:t>pygame.mixer.music.load</w:t>
+      </w:r>
+      <w:proofErr w:type="spellEnd"/>
+      <w:r>
+        <w:rPr>
+          <w:color w:val="0070C0"/>
+          <w:sz w:val="26"/>
+          <w:szCs w:val="26"/>
+        </w:rPr>
+        <w:t xml:space="preserve">(), puis je la lance avec </w:t>
+      </w:r>
+      <w:proofErr w:type="spellStart"/>
+      <w:r>
+        <w:rPr>
+          <w:color w:val="0070C0"/>
+          <w:sz w:val="26"/>
+          <w:szCs w:val="26"/>
+        </w:rPr>
+        <w:t>pygame.mixer.music.play</w:t>
+      </w:r>
+      <w:proofErr w:type="spellEnd"/>
+      <w:r>
+        <w:rPr>
+          <w:color w:val="0070C0"/>
+          <w:sz w:val="26"/>
+          <w:szCs w:val="26"/>
+        </w:rPr>
+        <w:t xml:space="preserve">(-1). Le </w:t>
       </w:r>
       <w:r>
         <w:rPr>
@@ -717,6 +985,7 @@
       </w:pPr>
       <w:r>
         <w:rPr>
+          <w:noProof/>
           <w:color w:val="0070C0"/>
           <w:sz w:val="26"/>
           <w:szCs w:val="26"/>
@@ -773,27 +1042,64 @@
           <w:sz w:val="26"/>
           <w:szCs w:val="26"/>
         </w:rPr>
-        <w:t xml:space="preserve">J’utilise d’abord un ‘try’ pour charger une police personnalisée. </w:t>
-      </w:r>
-      <w:r>
-        <w:rPr>
-          <w:color w:val="0070C0"/>
-          <w:sz w:val="26"/>
-          <w:szCs w:val="26"/>
-        </w:rPr>
-        <w:t>Si le fichier medieval.ttf est trouvé, le menu utilise cette police pour le titre et les boutons. Si la police n’est pas trouvée, le programme utilise une police par défaut de pygame. Cela évite que le jeu crash à cause d’un problème de police.</w:t>
-      </w:r>
-    </w:p>
-    <w:p>
-      <w:pPr>
-        <w:rPr>
-          <w:color w:val="0070C0"/>
-          <w:sz w:val="26"/>
-          <w:szCs w:val="26"/>
-        </w:rPr>
-      </w:pPr>
-      <w:r>
-        <w:rPr>
+        <w:t>J’utilise d’abord un ‘</w:t>
+      </w:r>
+      <w:proofErr w:type="spellStart"/>
+      <w:r>
+        <w:rPr>
+          <w:color w:val="0070C0"/>
+          <w:sz w:val="26"/>
+          <w:szCs w:val="26"/>
+        </w:rPr>
+        <w:t>try</w:t>
+      </w:r>
+      <w:proofErr w:type="spellEnd"/>
+      <w:r>
+        <w:rPr>
+          <w:color w:val="0070C0"/>
+          <w:sz w:val="26"/>
+          <w:szCs w:val="26"/>
+        </w:rPr>
+        <w:t xml:space="preserve">’ pour charger une police personnalisée. </w:t>
+      </w:r>
+      <w:r>
+        <w:rPr>
+          <w:color w:val="0070C0"/>
+          <w:sz w:val="26"/>
+          <w:szCs w:val="26"/>
+        </w:rPr>
+        <w:t xml:space="preserve">Si le fichier medieval.ttf est trouvé, le menu utilise cette police pour le titre et les boutons. Si la police n’est pas trouvée, le programme utilise une police par défaut de </w:t>
+      </w:r>
+      <w:proofErr w:type="spellStart"/>
+      <w:r>
+        <w:rPr>
+          <w:color w:val="0070C0"/>
+          <w:sz w:val="26"/>
+          <w:szCs w:val="26"/>
+        </w:rPr>
+        <w:t>pygame</w:t>
+      </w:r>
+      <w:proofErr w:type="spellEnd"/>
+      <w:r>
+        <w:rPr>
+          <w:color w:val="0070C0"/>
+          <w:sz w:val="26"/>
+          <w:szCs w:val="26"/>
+        </w:rPr>
+        <w:t>. Cela évite que le jeu crash à cause d’un problème de police.</w:t>
+      </w:r>
+    </w:p>
+    <w:p>
+      <w:pPr>
+        <w:rPr>
+          <w:color w:val="0070C0"/>
+          <w:sz w:val="26"/>
+          <w:szCs w:val="26"/>
+        </w:rPr>
+      </w:pPr>
+      <w:r>
+        <w:rPr>
+          <w:noProof/>
           <w:color w:val="0070C0"/>
           <w:sz w:val="26"/>
           <w:szCs w:val="26"/>
@@ -849,7 +1155,25 @@
           <w:sz w:val="26"/>
           <w:szCs w:val="26"/>
         </w:rPr>
-        <w:t>A partir de la ligne 50, je crée la classe ‘button’, elle va servir à gérer les boutons du menu.</w:t>
+        <w:t>A partir de la ligne 50, je crée la classe ‘</w:t>
+      </w:r>
+      <w:proofErr w:type="spellStart"/>
+      <w:r>
+        <w:rPr>
+          <w:color w:val="0070C0"/>
+          <w:sz w:val="26"/>
+          <w:szCs w:val="26"/>
+        </w:rPr>
+        <w:t>button</w:t>
+      </w:r>
+      <w:proofErr w:type="spellEnd"/>
+      <w:r>
+        <w:rPr>
+          <w:color w:val="0070C0"/>
+          <w:sz w:val="26"/>
+          <w:szCs w:val="26"/>
+        </w:rPr>
+        <w:t>’, elle va servir à gérer les boutons du menu.</w:t>
       </w:r>
     </w:p>
     <w:p>
@@ -890,7 +1214,25 @@
           <w:sz w:val="26"/>
           <w:szCs w:val="26"/>
         </w:rPr>
-        <w:t xml:space="preserve">je donne à chaque bouton un texte, une position verticale et une action. Le texte correspond à ce qui est affiché dans le menu, et l’action permet de savoir ce que le bouton doit faire quand on clique dessus. Je crée aussi un rectangle pygame, car </w:t>
+        <w:t xml:space="preserve">je donne à chaque bouton un texte, une position verticale et une action. Le texte correspond à ce qui est affiché dans le menu, et l’action permet de savoir ce que le bouton doit faire quand on clique dessus. Je crée aussi un rectangle </w:t>
+      </w:r>
+      <w:proofErr w:type="spellStart"/>
+      <w:r>
+        <w:rPr>
+          <w:color w:val="0070C0"/>
+          <w:sz w:val="26"/>
+          <w:szCs w:val="26"/>
+        </w:rPr>
+        <w:t>pygame</w:t>
+      </w:r>
+      <w:proofErr w:type="spellEnd"/>
+      <w:r>
+        <w:rPr>
+          <w:color w:val="0070C0"/>
+          <w:sz w:val="26"/>
+          <w:szCs w:val="26"/>
+        </w:rPr>
+        <w:t xml:space="preserve">, car </w:t>
       </w:r>
       <w:r>
         <w:rPr>
@@ -914,36 +1256,73 @@
           <w:sz w:val="26"/>
           <w:szCs w:val="26"/>
         </w:rPr>
-        <w:t xml:space="preserve"> La fonction ‘draw’ </w:t>
-      </w:r>
-      <w:r>
-        <w:rPr>
-          <w:color w:val="0070C0"/>
-          <w:sz w:val="26"/>
-          <w:szCs w:val="26"/>
-        </w:rPr>
-        <w:t>sert à afficher un bouton à l’écran. Elle vérifie d’abord si la souris est au-dessus du bouton avec collidepoint(). Si c’est le cas, le bouton prend une couleur plus claire, ce qui montre au joueur qu’il peut cliquer dessus. Ensuite, je crée une surface transparente pour dessiner le rectangle du bouton, puis j’affiche le texte au centre avec une petite ombre pour le rendre plus lisible.</w:t>
-      </w:r>
-    </w:p>
-    <w:p>
-      <w:pPr>
-        <w:rPr>
-          <w:color w:val="0070C0"/>
-          <w:sz w:val="26"/>
-          <w:szCs w:val="26"/>
-        </w:rPr>
-      </w:pPr>
-    </w:p>
-    <w:p>
-      <w:pPr>
-        <w:rPr>
-          <w:color w:val="0070C0"/>
-          <w:sz w:val="26"/>
-          <w:szCs w:val="26"/>
-        </w:rPr>
-      </w:pPr>
-      <w:r>
-        <w:rPr>
+        <w:t xml:space="preserve"> La fonction ‘</w:t>
+      </w:r>
+      <w:proofErr w:type="spellStart"/>
+      <w:r>
+        <w:rPr>
+          <w:color w:val="0070C0"/>
+          <w:sz w:val="26"/>
+          <w:szCs w:val="26"/>
+        </w:rPr>
+        <w:t>draw</w:t>
+      </w:r>
+      <w:proofErr w:type="spellEnd"/>
+      <w:r>
+        <w:rPr>
+          <w:color w:val="0070C0"/>
+          <w:sz w:val="26"/>
+          <w:szCs w:val="26"/>
+        </w:rPr>
+        <w:t xml:space="preserve">’ </w:t>
+      </w:r>
+      <w:r>
+        <w:rPr>
+          <w:color w:val="0070C0"/>
+          <w:sz w:val="26"/>
+          <w:szCs w:val="26"/>
+        </w:rPr>
+        <w:t xml:space="preserve">sert à afficher un bouton à l’écran. Elle vérifie d’abord si la souris est au-dessus du bouton avec </w:t>
+      </w:r>
+      <w:proofErr w:type="spellStart"/>
+      <w:r>
+        <w:rPr>
+          <w:color w:val="0070C0"/>
+          <w:sz w:val="26"/>
+          <w:szCs w:val="26"/>
+        </w:rPr>
+        <w:t>collidepoint</w:t>
+      </w:r>
+      <w:proofErr w:type="spellEnd"/>
+      <w:r>
+        <w:rPr>
+          <w:color w:val="0070C0"/>
+          <w:sz w:val="26"/>
+          <w:szCs w:val="26"/>
+        </w:rPr>
+        <w:t>(). Si c’est le cas, le bouton prend une couleur plus claire, ce qui montre au joueur qu’il peut cliquer dessus. Ensuite, je crée une surface transparente pour dessiner le rectangle du bouton, puis j’affiche le texte au centre avec une petite ombre pour le rendre plus lisible.</w:t>
+      </w:r>
+    </w:p>
+    <w:p>
+      <w:pPr>
+        <w:rPr>
+          <w:color w:val="0070C0"/>
+          <w:sz w:val="26"/>
+          <w:szCs w:val="26"/>
+        </w:rPr>
+      </w:pPr>
+    </w:p>
+    <w:p>
+      <w:pPr>
+        <w:rPr>
+          <w:color w:val="0070C0"/>
+          <w:sz w:val="26"/>
+          <w:szCs w:val="26"/>
+        </w:rPr>
+      </w:pPr>
+      <w:r>
+        <w:rPr>
+          <w:noProof/>
           <w:color w:val="0070C0"/>
           <w:sz w:val="26"/>
           <w:szCs w:val="26"/>
@@ -1016,19 +1395,38 @@
           <w:sz w:val="26"/>
           <w:szCs w:val="26"/>
         </w:rPr>
-        <w:t xml:space="preserve"> is_clicked() vérifie si le joueur clique sur un bouton. Elle renvoie True seulement si la souris est dans le rectangle du bouton et si le clic gauche est appuyé. Cela permet ensuite dans la boucle principale de savoir quelle action lancer.</w:t>
-      </w:r>
-    </w:p>
-    <w:p>
-      <w:pPr>
-        <w:rPr>
-          <w:color w:val="0070C0"/>
-          <w:sz w:val="26"/>
-          <w:szCs w:val="26"/>
-        </w:rPr>
-      </w:pPr>
-      <w:r>
-        <w:rPr>
+        <w:t xml:space="preserve"> </w:t>
+      </w:r>
+      <w:proofErr w:type="spellStart"/>
+      <w:r>
+        <w:rPr>
+          <w:color w:val="0070C0"/>
+          <w:sz w:val="26"/>
+          <w:szCs w:val="26"/>
+        </w:rPr>
+        <w:t>is_clicked</w:t>
+      </w:r>
+      <w:proofErr w:type="spellEnd"/>
+      <w:r>
+        <w:rPr>
+          <w:color w:val="0070C0"/>
+          <w:sz w:val="26"/>
+          <w:szCs w:val="26"/>
+        </w:rPr>
+        <w:t>() vérifie si le joueur clique sur un bouton. Elle renvoie True seulement si la souris est dans le rectangle du bouton et si le clic gauche est appuyé. Cela permet ensuite dans la boucle principale de savoir quelle action lancer.</w:t>
+      </w:r>
+    </w:p>
+    <w:p>
+      <w:pPr>
+        <w:rPr>
+          <w:color w:val="0070C0"/>
+          <w:sz w:val="26"/>
+          <w:szCs w:val="26"/>
+        </w:rPr>
+      </w:pPr>
+      <w:r>
+        <w:rPr>
+          <w:noProof/>
           <w:color w:val="0070C0"/>
           <w:sz w:val="26"/>
           <w:szCs w:val="26"/>
@@ -1084,19 +1482,56 @@
           <w:sz w:val="26"/>
           <w:szCs w:val="26"/>
         </w:rPr>
-        <w:t xml:space="preserve">Je cree ensuite les boutons du menu et les mets dans une liste. Chaque bouton a une fonction essentielle d’un menu et je garde leur nom cohérent avec leurs actions pour faciliter la tache de tout le monde vu que c’est un projet de groupe. </w:t>
-      </w:r>
-    </w:p>
-    <w:p>
-      <w:pPr>
-        <w:rPr>
-          <w:color w:val="0070C0"/>
-          <w:sz w:val="26"/>
-          <w:szCs w:val="26"/>
-        </w:rPr>
-      </w:pPr>
-      <w:r>
-        <w:rPr>
+        <w:t xml:space="preserve">Je </w:t>
+      </w:r>
+      <w:proofErr w:type="spellStart"/>
+      <w:r>
+        <w:rPr>
+          <w:color w:val="0070C0"/>
+          <w:sz w:val="26"/>
+          <w:szCs w:val="26"/>
+        </w:rPr>
+        <w:t>cree</w:t>
+      </w:r>
+      <w:proofErr w:type="spellEnd"/>
+      <w:r>
+        <w:rPr>
+          <w:color w:val="0070C0"/>
+          <w:sz w:val="26"/>
+          <w:szCs w:val="26"/>
+        </w:rPr>
+        <w:t xml:space="preserve"> ensuite les boutons du menu et les mets dans une liste. Chaque bouton a une fonction essentielle d’un menu et je garde leur nom cohérent avec leurs actions pour faciliter la </w:t>
+      </w:r>
+      <w:proofErr w:type="spellStart"/>
+      <w:r>
+        <w:rPr>
+          <w:color w:val="0070C0"/>
+          <w:sz w:val="26"/>
+          <w:szCs w:val="26"/>
+        </w:rPr>
+        <w:t>tache</w:t>
+      </w:r>
+      <w:proofErr w:type="spellEnd"/>
+      <w:r>
+        <w:rPr>
+          <w:color w:val="0070C0"/>
+          <w:sz w:val="26"/>
+          <w:szCs w:val="26"/>
+        </w:rPr>
+        <w:t xml:space="preserve"> de tout le monde vu que c’est un projet de groupe. </w:t>
+      </w:r>
+    </w:p>
+    <w:p>
+      <w:pPr>
+        <w:rPr>
+          <w:color w:val="0070C0"/>
+          <w:sz w:val="26"/>
+          <w:szCs w:val="26"/>
+        </w:rPr>
+      </w:pPr>
+      <w:r>
+        <w:rPr>
+          <w:noProof/>
           <w:color w:val="0070C0"/>
           <w:sz w:val="26"/>
           <w:szCs w:val="26"/>
@@ -1248,19 +1683,64 @@
           <w:sz w:val="26"/>
           <w:szCs w:val="26"/>
         </w:rPr>
-        <w:t xml:space="preserve"> sert à limiter le nombre d’images par seconde pour que le menu ne tourne pas trop vite. keyboard_layout contient le type de clavier choisi, ici azerty par défaut. menu_state permet de savoir si on est dans le menu principal ou dans le menu options.</w:t>
-      </w:r>
-    </w:p>
-    <w:p>
-      <w:pPr>
-        <w:rPr>
-          <w:color w:val="0070C0"/>
-          <w:sz w:val="26"/>
-          <w:szCs w:val="26"/>
-        </w:rPr>
-      </w:pPr>
-      <w:r>
-        <w:rPr>
+        <w:t xml:space="preserve"> sert à limiter le nombre d’images par seconde pour que le menu ne tourne pas trop vite. </w:t>
+      </w:r>
+      <w:proofErr w:type="spellStart"/>
+      <w:r>
+        <w:rPr>
+          <w:color w:val="0070C0"/>
+          <w:sz w:val="26"/>
+          <w:szCs w:val="26"/>
+        </w:rPr>
+        <w:t>keyboard_layout</w:t>
+      </w:r>
+      <w:proofErr w:type="spellEnd"/>
+      <w:r>
+        <w:rPr>
+          <w:color w:val="0070C0"/>
+          <w:sz w:val="26"/>
+          <w:szCs w:val="26"/>
+        </w:rPr>
+        <w:t xml:space="preserve"> contient le type de clavier choisi, ici azerty par défaut. </w:t>
+      </w:r>
+      <w:proofErr w:type="spellStart"/>
+      <w:r>
+        <w:rPr>
+          <w:color w:val="0070C0"/>
+          <w:sz w:val="26"/>
+          <w:szCs w:val="26"/>
+        </w:rPr>
+        <w:t>menu_state</w:t>
+      </w:r>
+      <w:proofErr w:type="spellEnd"/>
+      <w:r>
+        <w:rPr>
+          <w:color w:val="0070C0"/>
+          <w:sz w:val="26"/>
+          <w:szCs w:val="26"/>
+        </w:rPr>
+        <w:t xml:space="preserve"> permet de savoir si on est dans le menu principal ou dans le menu options.</w:t>
+      </w:r>
+      <w:r>
+        <w:rPr>
+          <w:color w:val="0070C0"/>
+          <w:sz w:val="26"/>
+          <w:szCs w:val="26"/>
+        </w:rPr>
+        <w:t xml:space="preserve"> </w:t>
+      </w:r>
+    </w:p>
+    <w:p>
+      <w:pPr>
+        <w:rPr>
+          <w:color w:val="0070C0"/>
+          <w:sz w:val="26"/>
+          <w:szCs w:val="26"/>
+        </w:rPr>
+      </w:pPr>
+      <w:r>
+        <w:rPr>
+          <w:noProof/>
           <w:color w:val="0070C0"/>
           <w:sz w:val="26"/>
           <w:szCs w:val="26"/>
@@ -1317,7 +1797,25 @@
           <w:sz w:val="26"/>
           <w:szCs w:val="26"/>
         </w:rPr>
-        <w:t xml:space="preserve">La boucle while running est la boucle principale du menu. Elle se répète tant que le menu est ouvert. </w:t>
+        <w:t xml:space="preserve">La boucle </w:t>
+      </w:r>
+      <w:proofErr w:type="spellStart"/>
+      <w:r>
+        <w:rPr>
+          <w:color w:val="0070C0"/>
+          <w:sz w:val="26"/>
+          <w:szCs w:val="26"/>
+        </w:rPr>
+        <w:t>while</w:t>
+      </w:r>
+      <w:proofErr w:type="spellEnd"/>
+      <w:r>
+        <w:rPr>
+          <w:color w:val="0070C0"/>
+          <w:sz w:val="26"/>
+          <w:szCs w:val="26"/>
+        </w:rPr>
+        <w:t xml:space="preserve"> running est la boucle principale du menu. Elle se répète tant que le menu est ouvert. </w:t>
       </w:r>
       <w:r>
         <w:rPr>
@@ -1349,24 +1847,60 @@
           <w:sz w:val="26"/>
           <w:szCs w:val="26"/>
         </w:rPr>
-        <w:t xml:space="preserve"> avec clock.tick(60), j’affiche l’image de fond, puis je récupère la position de la souris et l’état des clics. Cela permet de rendre le menu interactif.</w:t>
-      </w:r>
-    </w:p>
-    <w:p>
-      <w:pPr>
-        <w:rPr>
-          <w:color w:val="0070C0"/>
-          <w:sz w:val="26"/>
-          <w:szCs w:val="26"/>
-        </w:rPr>
-      </w:pPr>
-      <w:r>
-        <w:rPr>
-          <w:color w:val="0070C0"/>
-          <w:sz w:val="26"/>
-          <w:szCs w:val="26"/>
-        </w:rPr>
-        <w:t>De la ligne 110 a 113, j’affiche le titre du jeu avec la police choisie, j’ajoute également une version plus foncée du titre légèrement décalée afin de créer une ombre.</w:t>
+        <w:t xml:space="preserve"> avec </w:t>
+      </w:r>
+      <w:proofErr w:type="spellStart"/>
+      <w:r>
+        <w:rPr>
+          <w:color w:val="0070C0"/>
+          <w:sz w:val="26"/>
+          <w:szCs w:val="26"/>
+        </w:rPr>
+        <w:t>clock.tick</w:t>
+      </w:r>
+      <w:proofErr w:type="spellEnd"/>
+      <w:r>
+        <w:rPr>
+          <w:color w:val="0070C0"/>
+          <w:sz w:val="26"/>
+          <w:szCs w:val="26"/>
+        </w:rPr>
+        <w:t>(60), j’affiche l’image de fond, puis je récupère la position de la souris et l’état des clics. Cela permet de rendre le menu interactif.</w:t>
+      </w:r>
+    </w:p>
+    <w:p>
+      <w:pPr>
+        <w:rPr>
+          <w:color w:val="0070C0"/>
+          <w:sz w:val="26"/>
+          <w:szCs w:val="26"/>
+        </w:rPr>
+      </w:pPr>
+      <w:r>
+        <w:rPr>
+          <w:color w:val="0070C0"/>
+          <w:sz w:val="26"/>
+          <w:szCs w:val="26"/>
+        </w:rPr>
+        <w:t xml:space="preserve">De la ligne 110 </w:t>
+      </w:r>
+      <w:proofErr w:type="spellStart"/>
+      <w:r>
+        <w:rPr>
+          <w:color w:val="0070C0"/>
+          <w:sz w:val="26"/>
+          <w:szCs w:val="26"/>
+        </w:rPr>
+        <w:t>a</w:t>
+      </w:r>
+      <w:proofErr w:type="spellEnd"/>
+      <w:r>
+        <w:rPr>
+          <w:color w:val="0070C0"/>
+          <w:sz w:val="26"/>
+          <w:szCs w:val="26"/>
+        </w:rPr>
+        <w:t xml:space="preserve"> 113, j’affiche le titre du jeu avec la police choisie, j’ajoute également une version plus foncée du titre légèrement décalée afin de créer une ombre.</w:t>
       </w:r>
     </w:p>
     <w:p>
@@ -1391,7 +1925,43 @@
           <w:sz w:val="26"/>
           <w:szCs w:val="26"/>
         </w:rPr>
-        <w:t xml:space="preserve">Pour chaque bouton, il appelle draw() pour l’afficher puis is_clicked() pour vérifier si le joueur clique dessus. Si le joueur clique sur Nouvelle Partie, le menu se ferme et le jeu se lance sans charger de sauvegarde. Si le joueur clique sur Charger Partie, le jeu se lance avec charger=True pour reprendre la sauvegarde. Si le joueur </w:t>
+        <w:t xml:space="preserve">Pour chaque bouton, il appelle </w:t>
+      </w:r>
+      <w:proofErr w:type="spellStart"/>
+      <w:r>
+        <w:rPr>
+          <w:color w:val="0070C0"/>
+          <w:sz w:val="26"/>
+          <w:szCs w:val="26"/>
+        </w:rPr>
+        <w:t>draw</w:t>
+      </w:r>
+      <w:proofErr w:type="spellEnd"/>
+      <w:r>
+        <w:rPr>
+          <w:color w:val="0070C0"/>
+          <w:sz w:val="26"/>
+          <w:szCs w:val="26"/>
+        </w:rPr>
+        <w:t xml:space="preserve">() pour l’afficher puis </w:t>
+      </w:r>
+      <w:proofErr w:type="spellStart"/>
+      <w:r>
+        <w:rPr>
+          <w:color w:val="0070C0"/>
+          <w:sz w:val="26"/>
+          <w:szCs w:val="26"/>
+        </w:rPr>
+        <w:t>is_clicked</w:t>
+      </w:r>
+      <w:proofErr w:type="spellEnd"/>
+      <w:r>
+        <w:rPr>
+          <w:color w:val="0070C0"/>
+          <w:sz w:val="26"/>
+          <w:szCs w:val="26"/>
+        </w:rPr>
+        <w:t xml:space="preserve">() pour vérifier si le joueur clique dessus. Si le joueur clique sur Nouvelle Partie, le menu se ferme et le jeu se lance sans charger de sauvegarde. Si le joueur clique sur Charger Partie, le jeu se lance avec charger=True pour reprendre la sauvegarde. Si le joueur </w:t>
       </w:r>
       <w:r>
         <w:rPr>
@@ -1400,19 +1970,38 @@
           <w:szCs w:val="26"/>
         </w:rPr>
         <w:lastRenderedPageBreak/>
-        <w:t>clique sur Options, on change menu_state pour afficher le menu options. Si le joueur clique sur Quitter, running devient False et le programme se ferme.</w:t>
-      </w:r>
-    </w:p>
-    <w:p>
-      <w:pPr>
-        <w:rPr>
-          <w:color w:val="0070C0"/>
-          <w:sz w:val="26"/>
-          <w:szCs w:val="26"/>
-        </w:rPr>
-      </w:pPr>
-      <w:r>
-        <w:rPr>
+        <w:t xml:space="preserve">clique sur Options, on change </w:t>
+      </w:r>
+      <w:proofErr w:type="spellStart"/>
+      <w:r>
+        <w:rPr>
+          <w:color w:val="0070C0"/>
+          <w:sz w:val="26"/>
+          <w:szCs w:val="26"/>
+        </w:rPr>
+        <w:t>menu_state</w:t>
+      </w:r>
+      <w:proofErr w:type="spellEnd"/>
+      <w:r>
+        <w:rPr>
+          <w:color w:val="0070C0"/>
+          <w:sz w:val="26"/>
+          <w:szCs w:val="26"/>
+        </w:rPr>
+        <w:t xml:space="preserve"> pour afficher le menu options. Si le joueur clique sur Quitter, running devient False et le programme se ferme.</w:t>
+      </w:r>
+    </w:p>
+    <w:p>
+      <w:pPr>
+        <w:rPr>
+          <w:color w:val="0070C0"/>
+          <w:sz w:val="26"/>
+          <w:szCs w:val="26"/>
+        </w:rPr>
+      </w:pPr>
+      <w:r>
+        <w:rPr>
+          <w:noProof/>
           <w:color w:val="0070C0"/>
           <w:sz w:val="26"/>
           <w:szCs w:val="26"/>
@@ -1468,24 +2057,96 @@
           <w:sz w:val="26"/>
           <w:szCs w:val="26"/>
         </w:rPr>
-        <w:t>Un probleme que j’avais vite remarque est que avec les gens avec qui je fais ce projet utilisent des layouts de clavier différents, c’est pour cela que j’ai voulu pouvoir changer cela directement depuis le menu, apres avoir appuyé sur le bouton ‘options’.</w:t>
-      </w:r>
-    </w:p>
-    <w:p>
-      <w:pPr>
-        <w:rPr>
-          <w:color w:val="0070C0"/>
-          <w:sz w:val="26"/>
-          <w:szCs w:val="26"/>
-        </w:rPr>
-      </w:pPr>
-      <w:r>
-        <w:rPr>
-          <w:color w:val="0070C0"/>
-          <w:sz w:val="26"/>
-          <w:szCs w:val="26"/>
-        </w:rPr>
-        <w:t>Dans cette partie, je gère l’affichage du menu options. Le programme arrive ici seulement si la variable menu_state vaut "options". Cette variable sert à savoir dans quel écran du menu on se trouve. Au départ elle vaut "main", mais quand le joueur clique sur le bouton Options, elle devient "options".</w:t>
+        <w:t xml:space="preserve">Un </w:t>
+      </w:r>
+      <w:proofErr w:type="spellStart"/>
+      <w:r>
+        <w:rPr>
+          <w:color w:val="0070C0"/>
+          <w:sz w:val="26"/>
+          <w:szCs w:val="26"/>
+        </w:rPr>
+        <w:t>probleme</w:t>
+      </w:r>
+      <w:proofErr w:type="spellEnd"/>
+      <w:r>
+        <w:rPr>
+          <w:color w:val="0070C0"/>
+          <w:sz w:val="26"/>
+          <w:szCs w:val="26"/>
+        </w:rPr>
+        <w:t xml:space="preserve"> que j’avais vite remarque est que avec les gens avec qui je fais ce projet utilisent des </w:t>
+      </w:r>
+      <w:proofErr w:type="spellStart"/>
+      <w:r>
+        <w:rPr>
+          <w:color w:val="0070C0"/>
+          <w:sz w:val="26"/>
+          <w:szCs w:val="26"/>
+        </w:rPr>
+        <w:t>layouts</w:t>
+      </w:r>
+      <w:proofErr w:type="spellEnd"/>
+      <w:r>
+        <w:rPr>
+          <w:color w:val="0070C0"/>
+          <w:sz w:val="26"/>
+          <w:szCs w:val="26"/>
+        </w:rPr>
+        <w:t xml:space="preserve"> de clavier différents, c’est pour cela que j’ai voulu pouvoir changer cela directement depuis le menu, </w:t>
+      </w:r>
+      <w:proofErr w:type="spellStart"/>
+      <w:r>
+        <w:rPr>
+          <w:color w:val="0070C0"/>
+          <w:sz w:val="26"/>
+          <w:szCs w:val="26"/>
+        </w:rPr>
+        <w:t>apres</w:t>
+      </w:r>
+      <w:proofErr w:type="spellEnd"/>
+      <w:r>
+        <w:rPr>
+          <w:color w:val="0070C0"/>
+          <w:sz w:val="26"/>
+          <w:szCs w:val="26"/>
+        </w:rPr>
+        <w:t xml:space="preserve"> avoir appuyé sur le bouton ‘options’.</w:t>
+      </w:r>
+    </w:p>
+    <w:p>
+      <w:pPr>
+        <w:rPr>
+          <w:color w:val="0070C0"/>
+          <w:sz w:val="26"/>
+          <w:szCs w:val="26"/>
+        </w:rPr>
+      </w:pPr>
+      <w:r>
+        <w:rPr>
+          <w:color w:val="0070C0"/>
+          <w:sz w:val="26"/>
+          <w:szCs w:val="26"/>
+        </w:rPr>
+        <w:t xml:space="preserve">Dans cette partie, je gère l’affichage du menu options. Le programme arrive ici seulement si la variable </w:t>
+      </w:r>
+      <w:proofErr w:type="spellStart"/>
+      <w:r>
+        <w:rPr>
+          <w:color w:val="0070C0"/>
+          <w:sz w:val="26"/>
+          <w:szCs w:val="26"/>
+        </w:rPr>
+        <w:t>menu_state</w:t>
+      </w:r>
+      <w:proofErr w:type="spellEnd"/>
+      <w:r>
+        <w:rPr>
+          <w:color w:val="0070C0"/>
+          <w:sz w:val="26"/>
+          <w:szCs w:val="26"/>
+        </w:rPr>
+        <w:t xml:space="preserve"> vaut "options". Cette variable sert à savoir dans quel écran du menu on se trouve. Au départ elle vaut "main", mais quand le joueur clique sur le bouton Options, elle devient "options".</w:t>
       </w:r>
       <w:r>
         <w:t xml:space="preserve"> </w:t>
@@ -1496,7 +2157,43 @@
           <w:sz w:val="26"/>
           <w:szCs w:val="26"/>
         </w:rPr>
-        <w:t>Je commence par créer le texte "Options" avec FONT_BUTTON.render(). Ensuite je l’affiche au centre de l’écran avec screen.blit(). Pour le centrer, j’utilise WIDTH//2 et la largeur du texte, comme pour le titre du menu principal.</w:t>
+        <w:t xml:space="preserve">Je commence par créer le texte "Options" avec </w:t>
+      </w:r>
+      <w:proofErr w:type="spellStart"/>
+      <w:r>
+        <w:rPr>
+          <w:color w:val="0070C0"/>
+          <w:sz w:val="26"/>
+          <w:szCs w:val="26"/>
+        </w:rPr>
+        <w:t>FONT_BUTTON.render</w:t>
+      </w:r>
+      <w:proofErr w:type="spellEnd"/>
+      <w:r>
+        <w:rPr>
+          <w:color w:val="0070C0"/>
+          <w:sz w:val="26"/>
+          <w:szCs w:val="26"/>
+        </w:rPr>
+        <w:t xml:space="preserve">(). Ensuite je l’affiche au centre de l’écran avec </w:t>
+      </w:r>
+      <w:proofErr w:type="spellStart"/>
+      <w:r>
+        <w:rPr>
+          <w:color w:val="0070C0"/>
+          <w:sz w:val="26"/>
+          <w:szCs w:val="26"/>
+        </w:rPr>
+        <w:t>screen.blit</w:t>
+      </w:r>
+      <w:proofErr w:type="spellEnd"/>
+      <w:r>
+        <w:rPr>
+          <w:color w:val="0070C0"/>
+          <w:sz w:val="26"/>
+          <w:szCs w:val="26"/>
+        </w:rPr>
+        <w:t>(). Pour le centrer, j’utilise WIDTH//2 et la largeur du texte, comme pour le titre du menu principal.</w:t>
       </w:r>
       <w:r>
         <w:t xml:space="preserve"> </w:t>
@@ -1507,7 +2204,43 @@
           <w:sz w:val="26"/>
           <w:szCs w:val="26"/>
         </w:rPr>
-        <w:t>Après ça, j’affiche aussi le clavier actuellement choisi. Pour cela, j’utilise la variable keyboard_layout. Elle contient soit "azerty", soit "qwerty". J’utilise .upper() pour afficher le texte en majuscules, donc le joueur voit "Clavier : AZERTY" ou "Clavier : QWERTY". Cela permet de savoir directement quel mode est actif.</w:t>
+        <w:t xml:space="preserve">Après ça, j’affiche aussi le clavier actuellement choisi. Pour cela, j’utilise la variable </w:t>
+      </w:r>
+      <w:proofErr w:type="spellStart"/>
+      <w:r>
+        <w:rPr>
+          <w:color w:val="0070C0"/>
+          <w:sz w:val="26"/>
+          <w:szCs w:val="26"/>
+        </w:rPr>
+        <w:t>keyboard_layout</w:t>
+      </w:r>
+      <w:proofErr w:type="spellEnd"/>
+      <w:r>
+        <w:rPr>
+          <w:color w:val="0070C0"/>
+          <w:sz w:val="26"/>
+          <w:szCs w:val="26"/>
+        </w:rPr>
+        <w:t>. Elle contient soit "azerty", soit "qwerty". J’utilise .</w:t>
+      </w:r>
+      <w:proofErr w:type="spellStart"/>
+      <w:r>
+        <w:rPr>
+          <w:color w:val="0070C0"/>
+          <w:sz w:val="26"/>
+          <w:szCs w:val="26"/>
+        </w:rPr>
+        <w:t>upper</w:t>
+      </w:r>
+      <w:proofErr w:type="spellEnd"/>
+      <w:r>
+        <w:rPr>
+          <w:color w:val="0070C0"/>
+          <w:sz w:val="26"/>
+          <w:szCs w:val="26"/>
+        </w:rPr>
+        <w:t>() pour afficher le texte en majuscules, donc le joueur voit "Clavier : AZERTY" ou "Clavier : QWERTY". Cela permet de savoir directement quel mode est actif.</w:t>
       </w:r>
       <w:r>
         <w:t xml:space="preserve"> </w:t>
@@ -1518,7 +2251,61 @@
           <w:sz w:val="26"/>
           <w:szCs w:val="26"/>
         </w:rPr>
-        <w:t>Ensuite, je parcours la liste option_buttons avec une boucle for. Cette liste contient les boutons du menu options, donc "Changer clavier" et "Retour". Pour chaque bouton, j’utilise btn.draw() pour l’afficher, puis btn.is_clicked() pour vérifier si le joueur clique dessus.</w:t>
+        <w:t xml:space="preserve">Ensuite, je parcours la liste </w:t>
+      </w:r>
+      <w:proofErr w:type="spellStart"/>
+      <w:r>
+        <w:rPr>
+          <w:color w:val="0070C0"/>
+          <w:sz w:val="26"/>
+          <w:szCs w:val="26"/>
+        </w:rPr>
+        <w:t>option_buttons</w:t>
+      </w:r>
+      <w:proofErr w:type="spellEnd"/>
+      <w:r>
+        <w:rPr>
+          <w:color w:val="0070C0"/>
+          <w:sz w:val="26"/>
+          <w:szCs w:val="26"/>
+        </w:rPr>
+        <w:t xml:space="preserve"> avec une boucle for. Cette liste contient les boutons du menu options, donc "Changer clavier" et "Retour". Pour chaque bouton, j’utilise </w:t>
+      </w:r>
+      <w:proofErr w:type="spellStart"/>
+      <w:r>
+        <w:rPr>
+          <w:color w:val="0070C0"/>
+          <w:sz w:val="26"/>
+          <w:szCs w:val="26"/>
+        </w:rPr>
+        <w:t>btn.draw</w:t>
+      </w:r>
+      <w:proofErr w:type="spellEnd"/>
+      <w:r>
+        <w:rPr>
+          <w:color w:val="0070C0"/>
+          <w:sz w:val="26"/>
+          <w:szCs w:val="26"/>
+        </w:rPr>
+        <w:t xml:space="preserve">() pour l’afficher, puis </w:t>
+      </w:r>
+      <w:proofErr w:type="spellStart"/>
+      <w:r>
+        <w:rPr>
+          <w:color w:val="0070C0"/>
+          <w:sz w:val="26"/>
+          <w:szCs w:val="26"/>
+        </w:rPr>
+        <w:t>btn.is_clicked</w:t>
+      </w:r>
+      <w:proofErr w:type="spellEnd"/>
+      <w:r>
+        <w:rPr>
+          <w:color w:val="0070C0"/>
+          <w:sz w:val="26"/>
+          <w:szCs w:val="26"/>
+        </w:rPr>
+        <w:t>() pour vérifier si le joueur clique dessus.</w:t>
       </w:r>
       <w:r>
         <w:t xml:space="preserve"> </w:t>
@@ -1529,7 +2316,43 @@
           <w:sz w:val="26"/>
           <w:szCs w:val="26"/>
         </w:rPr>
-        <w:t>Si le bouton cliqué a pour action "switch_layout", alors je change la valeur de keyboard_layout. Si elle vaut "azerty", elle devient "qwerty". Sinon, elle redevient "azerty". Cela permet de faire une sorte de switch entre les deux types de clavier.</w:t>
+        <w:t>Si le bouton cliqué a pour action "</w:t>
+      </w:r>
+      <w:proofErr w:type="spellStart"/>
+      <w:r>
+        <w:rPr>
+          <w:color w:val="0070C0"/>
+          <w:sz w:val="26"/>
+          <w:szCs w:val="26"/>
+        </w:rPr>
+        <w:t>switch_layout</w:t>
+      </w:r>
+      <w:proofErr w:type="spellEnd"/>
+      <w:r>
+        <w:rPr>
+          <w:color w:val="0070C0"/>
+          <w:sz w:val="26"/>
+          <w:szCs w:val="26"/>
+        </w:rPr>
+        <w:t xml:space="preserve">", alors je change la valeur de </w:t>
+      </w:r>
+      <w:proofErr w:type="spellStart"/>
+      <w:r>
+        <w:rPr>
+          <w:color w:val="0070C0"/>
+          <w:sz w:val="26"/>
+          <w:szCs w:val="26"/>
+        </w:rPr>
+        <w:t>keyboard_layout</w:t>
+      </w:r>
+      <w:proofErr w:type="spellEnd"/>
+      <w:r>
+        <w:rPr>
+          <w:color w:val="0070C0"/>
+          <w:sz w:val="26"/>
+          <w:szCs w:val="26"/>
+        </w:rPr>
+        <w:t>. Si elle vaut "azerty", elle devient "qwerty". Sinon, elle redevient "azerty". Cela permet de faire une sorte de switch entre les deux types de clavier.</w:t>
       </w:r>
       <w:r>
         <w:t xml:space="preserve"> </w:t>
@@ -1540,7 +2363,25 @@
           <w:sz w:val="26"/>
           <w:szCs w:val="26"/>
         </w:rPr>
-        <w:t xml:space="preserve">Si le bouton cliqué a pour action "back", alors je remets menu_state à </w:t>
+        <w:t xml:space="preserve">Si le bouton cliqué a pour action "back", alors je remets </w:t>
+      </w:r>
+      <w:proofErr w:type="spellStart"/>
+      <w:r>
+        <w:rPr>
+          <w:color w:val="0070C0"/>
+          <w:sz w:val="26"/>
+          <w:szCs w:val="26"/>
+        </w:rPr>
+        <w:t>menu_state</w:t>
+      </w:r>
+      <w:proofErr w:type="spellEnd"/>
+      <w:r>
+        <w:rPr>
+          <w:color w:val="0070C0"/>
+          <w:sz w:val="26"/>
+          <w:szCs w:val="26"/>
+        </w:rPr>
+        <w:t xml:space="preserve"> à </w:t>
       </w:r>
       <w:r>
         <w:rPr>
@@ -1549,7 +2390,25 @@
           <w:szCs w:val="26"/>
         </w:rPr>
         <w:lastRenderedPageBreak/>
-        <w:t>"main". Comme la boucle du menu vérifie menu_state à chaque tour, le programme arrête d’afficher les options et revient au menu principal.</w:t>
+        <w:t xml:space="preserve">"main". Comme la boucle du menu vérifie </w:t>
+      </w:r>
+      <w:proofErr w:type="spellStart"/>
+      <w:r>
+        <w:rPr>
+          <w:color w:val="0070C0"/>
+          <w:sz w:val="26"/>
+          <w:szCs w:val="26"/>
+        </w:rPr>
+        <w:t>menu_state</w:t>
+      </w:r>
+      <w:proofErr w:type="spellEnd"/>
+      <w:r>
+        <w:rPr>
+          <w:color w:val="0070C0"/>
+          <w:sz w:val="26"/>
+          <w:szCs w:val="26"/>
+        </w:rPr>
+        <w:t xml:space="preserve"> à chaque tour, le programme arrête d’afficher les options et revient au menu principal.</w:t>
       </w:r>
     </w:p>
     <w:p>
@@ -1588,6 +2447,7 @@
       </w:pPr>
       <w:r>
         <w:rPr>
+          <w:noProof/>
           <w:color w:val="0070C0"/>
           <w:sz w:val="26"/>
           <w:szCs w:val="26"/>
@@ -1651,7 +2511,25 @@
           <w:sz w:val="26"/>
           <w:szCs w:val="26"/>
         </w:rPr>
-        <w:t xml:space="preserve"> récupèrent les évènements de pygame. </w:t>
+        <w:t xml:space="preserve"> récupèrent les évènements de </w:t>
+      </w:r>
+      <w:proofErr w:type="spellStart"/>
+      <w:r>
+        <w:rPr>
+          <w:color w:val="0070C0"/>
+          <w:sz w:val="26"/>
+          <w:szCs w:val="26"/>
+        </w:rPr>
+        <w:t>pygame</w:t>
+      </w:r>
+      <w:proofErr w:type="spellEnd"/>
+      <w:r>
+        <w:rPr>
+          <w:color w:val="0070C0"/>
+          <w:sz w:val="26"/>
+          <w:szCs w:val="26"/>
+        </w:rPr>
+        <w:t xml:space="preserve">. </w:t>
       </w:r>
       <w:r>
         <w:rPr>
@@ -1675,7 +2553,25 @@
           <w:sz w:val="26"/>
           <w:szCs w:val="26"/>
         </w:rPr>
-        <w:t>de la fenêtre, l’événement pygame.QUIT est détecté et running passe à False. Cela permet de fermer proprement le menu.</w:t>
+        <w:t xml:space="preserve">de la fenêtre, l’événement </w:t>
+      </w:r>
+      <w:proofErr w:type="spellStart"/>
+      <w:r>
+        <w:rPr>
+          <w:color w:val="0070C0"/>
+          <w:sz w:val="26"/>
+          <w:szCs w:val="26"/>
+        </w:rPr>
+        <w:t>pygame.QUIT</w:t>
+      </w:r>
+      <w:proofErr w:type="spellEnd"/>
+      <w:r>
+        <w:rPr>
+          <w:color w:val="0070C0"/>
+          <w:sz w:val="26"/>
+          <w:szCs w:val="26"/>
+        </w:rPr>
+        <w:t xml:space="preserve"> est détecté et running passe à False. Cela permet de fermer proprement le menu.</w:t>
       </w:r>
     </w:p>
     <w:p>
@@ -1694,13 +2590,59 @@
         </w:rPr>
         <w:t xml:space="preserve">Pour finir, </w:t>
       </w:r>
-      <w:r>
-        <w:rPr>
-          <w:color w:val="0070C0"/>
-          <w:sz w:val="26"/>
-          <w:szCs w:val="26"/>
-        </w:rPr>
-        <w:t>pygame.display.flip() met à jour l’affichage à chaque tour de boucle. Sans cette ligne, les changements ne seraient pas visibles à l’écran. Quand la boucle se termine, pygame.quit() ferme pygame correctement, puis un message s’affiche dans le terminal pour indiquer que le jeu est fermé.</w:t>
+      <w:proofErr w:type="spellStart"/>
+      <w:r>
+        <w:rPr>
+          <w:color w:val="0070C0"/>
+          <w:sz w:val="26"/>
+          <w:szCs w:val="26"/>
+        </w:rPr>
+        <w:t>pygame.display.flip</w:t>
+      </w:r>
+      <w:proofErr w:type="spellEnd"/>
+      <w:r>
+        <w:rPr>
+          <w:color w:val="0070C0"/>
+          <w:sz w:val="26"/>
+          <w:szCs w:val="26"/>
+        </w:rPr>
+        <w:t xml:space="preserve">() met à jour l’affichage à chaque tour de boucle. Sans cette ligne, les changements ne seraient pas visibles à l’écran. Quand la boucle se termine, </w:t>
+      </w:r>
+      <w:proofErr w:type="spellStart"/>
+      <w:r>
+        <w:rPr>
+          <w:color w:val="0070C0"/>
+          <w:sz w:val="26"/>
+          <w:szCs w:val="26"/>
+        </w:rPr>
+        <w:t>pygame.quit</w:t>
+      </w:r>
+      <w:proofErr w:type="spellEnd"/>
+      <w:r>
+        <w:rPr>
+          <w:color w:val="0070C0"/>
+          <w:sz w:val="26"/>
+          <w:szCs w:val="26"/>
+        </w:rPr>
+        <w:t xml:space="preserve">() ferme </w:t>
+      </w:r>
+      <w:proofErr w:type="spellStart"/>
+      <w:r>
+        <w:rPr>
+          <w:color w:val="0070C0"/>
+          <w:sz w:val="26"/>
+          <w:szCs w:val="26"/>
+        </w:rPr>
+        <w:t>pygame</w:t>
+      </w:r>
+      <w:proofErr w:type="spellEnd"/>
+      <w:r>
+        <w:rPr>
+          <w:color w:val="0070C0"/>
+          <w:sz w:val="26"/>
+          <w:szCs w:val="26"/>
+        </w:rPr>
+        <w:t xml:space="preserve"> correctement, puis un message s’affiche dans le terminal pour indiquer que le jeu est fermé.</w:t>
       </w:r>
     </w:p>
     <w:p>
@@ -1728,6 +2670,1680 @@
         </w:rPr>
         <w:t>Le menu est donc fini et contient toutes les fonctions essentielles pour lancer le véritable jeu dans les meilleures conditions.</w:t>
       </w:r>
+    </w:p>
+    <w:p>
+      <w:pPr>
+        <w:rPr>
+          <w:color w:val="0070C0"/>
+          <w:sz w:val="26"/>
+          <w:szCs w:val="26"/>
+        </w:rPr>
+      </w:pPr>
+    </w:p>
+    <w:p>
+      <w:pPr>
+        <w:rPr>
+          <w:color w:val="0070C0"/>
+          <w:sz w:val="26"/>
+          <w:szCs w:val="26"/>
+        </w:rPr>
+      </w:pPr>
+      <w:r>
+        <w:rPr>
+          <w:color w:val="0070C0"/>
+          <w:sz w:val="26"/>
+          <w:szCs w:val="26"/>
+        </w:rPr>
+        <w:t>Après avoir fait le menu, j’ai repris le jeu dans un état où il n’y avait qu’une boule qui bougeait avec des ennemis l’attaquant. Pour donner un début de logique au jeu J’ai décidé de faire en sorte que lorsque les ennemis meurent, ils déposent soit de la vie ou un boost de vitesse derrière eux afin que le jeu ne soit pas trop difficile.</w:t>
+      </w:r>
+    </w:p>
+    <w:p>
+      <w:pPr>
+        <w:rPr>
+          <w:color w:val="0070C0"/>
+          <w:sz w:val="26"/>
+          <w:szCs w:val="26"/>
+        </w:rPr>
+      </w:pPr>
+      <w:r>
+        <w:rPr>
+          <w:noProof/>
+        </w:rPr>
+        <w:lastRenderedPageBreak/>
+        <w:drawing>
+          <wp:inline distT="0" distB="0" distL="0" distR="0" wp14:anchorId="54A92183" wp14:editId="2FD56C77">
+            <wp:extent cx="5760720" cy="1610995"/>
+            <wp:effectExtent l="0" t="0" r="0" b="8255"/>
+            <wp:docPr id="841591681" name="Image 1"/>
+            <wp:cNvGraphicFramePr>
+              <a:graphicFrameLocks xmlns:a="http://schemas.openxmlformats.org/drawingml/2006/main" noChangeAspect="1"/>
+            </wp:cNvGraphicFramePr>
+            <a:graphic xmlns:a="http://schemas.openxmlformats.org/drawingml/2006/main">
+              <a:graphicData uri="http://schemas.openxmlformats.org/drawingml/2006/picture">
+                <pic:pic xmlns:pic="http://schemas.openxmlformats.org/drawingml/2006/picture">
+                  <pic:nvPicPr>
+                    <pic:cNvPr id="0" name="Picture 1"/>
+                    <pic:cNvPicPr>
+                      <a:picLocks noChangeAspect="1" noChangeArrowheads="1"/>
+                    </pic:cNvPicPr>
+                  </pic:nvPicPr>
+                  <pic:blipFill>
+                    <a:blip r:embed="rId18">
+                      <a:extLst>
+                        <a:ext uri="{28A0092B-C50C-407E-A947-70E740481C1C}">
+                          <a14:useLocalDpi xmlns:a14="http://schemas.microsoft.com/office/drawing/2010/main" val="0"/>
+                        </a:ext>
+                      </a:extLst>
+                    </a:blip>
+                    <a:srcRect/>
+                    <a:stretch>
+                      <a:fillRect/>
+                    </a:stretch>
+                  </pic:blipFill>
+                  <pic:spPr bwMode="auto">
+                    <a:xfrm>
+                      <a:off x="0" y="0"/>
+                      <a:ext cx="5760720" cy="1610995"/>
+                    </a:xfrm>
+                    <a:prstGeom prst="rect">
+                      <a:avLst/>
+                    </a:prstGeom>
+                    <a:noFill/>
+                    <a:ln>
+                      <a:noFill/>
+                    </a:ln>
+                  </pic:spPr>
+                </pic:pic>
+              </a:graphicData>
+            </a:graphic>
+          </wp:inline>
+        </w:drawing>
+      </w:r>
+    </w:p>
+    <w:p>
+      <w:pPr>
+        <w:rPr>
+          <w:color w:val="0070C0"/>
+          <w:sz w:val="26"/>
+          <w:szCs w:val="26"/>
+        </w:rPr>
+      </w:pPr>
+      <w:r>
+        <w:rPr>
+          <w:color w:val="0070C0"/>
+          <w:sz w:val="26"/>
+          <w:szCs w:val="26"/>
+        </w:rPr>
+        <w:t>La classe Item sert à représenter les objets que le joueur peut ramasser dans les salles.</w:t>
+      </w:r>
+    </w:p>
+    <w:p>
+      <w:pPr>
+        <w:rPr>
+          <w:color w:val="0070C0"/>
+          <w:sz w:val="26"/>
+          <w:szCs w:val="26"/>
+        </w:rPr>
+      </w:pPr>
+      <w:r>
+        <w:rPr>
+          <w:color w:val="0070C0"/>
+          <w:sz w:val="26"/>
+          <w:szCs w:val="26"/>
+        </w:rPr>
+        <w:t xml:space="preserve">A la ligne 7, je crée un rectangle </w:t>
+      </w:r>
+      <w:proofErr w:type="spellStart"/>
+      <w:r>
+        <w:rPr>
+          <w:color w:val="0070C0"/>
+          <w:sz w:val="26"/>
+          <w:szCs w:val="26"/>
+        </w:rPr>
+        <w:t>pygame</w:t>
+      </w:r>
+      <w:proofErr w:type="spellEnd"/>
+      <w:r>
+        <w:rPr>
+          <w:color w:val="0070C0"/>
+          <w:sz w:val="26"/>
+          <w:szCs w:val="26"/>
+        </w:rPr>
+        <w:t xml:space="preserve"> pour l’objet afin de détecter lorsque le joueur est dessus. Ensuite, ligne 9 je garde le type de l’objet dans ‘</w:t>
+      </w:r>
+      <w:proofErr w:type="spellStart"/>
+      <w:r>
+        <w:rPr>
+          <w:color w:val="0070C0"/>
+          <w:sz w:val="26"/>
+          <w:szCs w:val="26"/>
+        </w:rPr>
+        <w:t>self.type</w:t>
+      </w:r>
+      <w:proofErr w:type="spellEnd"/>
+      <w:r>
+        <w:rPr>
+          <w:color w:val="0070C0"/>
+          <w:sz w:val="26"/>
+          <w:szCs w:val="26"/>
+        </w:rPr>
+        <w:t>’, ça peut être ‘</w:t>
+      </w:r>
+      <w:proofErr w:type="spellStart"/>
+      <w:r>
+        <w:rPr>
+          <w:color w:val="0070C0"/>
+          <w:sz w:val="26"/>
+          <w:szCs w:val="26"/>
+        </w:rPr>
+        <w:t>heart</w:t>
+      </w:r>
+      <w:proofErr w:type="spellEnd"/>
+      <w:r>
+        <w:rPr>
+          <w:color w:val="0070C0"/>
+          <w:sz w:val="26"/>
+          <w:szCs w:val="26"/>
+        </w:rPr>
+        <w:t>’ ou ‘speed’ afin de savoir quel effet appliquer ensuite.</w:t>
+      </w:r>
+    </w:p>
+    <w:p>
+      <w:pPr>
+        <w:rPr>
+          <w:color w:val="0070C0"/>
+          <w:sz w:val="26"/>
+          <w:szCs w:val="26"/>
+        </w:rPr>
+      </w:pPr>
+      <w:r>
+        <w:rPr>
+          <w:color w:val="0070C0"/>
+          <w:sz w:val="26"/>
+          <w:szCs w:val="26"/>
+        </w:rPr>
+        <w:t xml:space="preserve">De la ligne 11 à 14 j’affiche l’objet.si le type de l’objet existe dans les assets alors son image est affichée, j’ajoute </w:t>
+      </w:r>
+      <w:proofErr w:type="spellStart"/>
+      <w:r>
+        <w:rPr>
+          <w:color w:val="0070C0"/>
+          <w:sz w:val="26"/>
+          <w:szCs w:val="26"/>
+        </w:rPr>
+        <w:t>égaalement</w:t>
+      </w:r>
+      <w:proofErr w:type="spellEnd"/>
+      <w:r>
+        <w:rPr>
+          <w:color w:val="0070C0"/>
+          <w:sz w:val="26"/>
+          <w:szCs w:val="26"/>
+        </w:rPr>
+        <w:t xml:space="preserve"> un effet de changement de taille qui sert simplement à améliorer l’esthétique.</w:t>
+      </w:r>
+    </w:p>
+    <w:p>
+      <w:pPr>
+        <w:rPr>
+          <w:color w:val="0070C0"/>
+          <w:sz w:val="26"/>
+          <w:szCs w:val="26"/>
+        </w:rPr>
+      </w:pPr>
+    </w:p>
+    <w:p>
+      <w:pPr>
+        <w:rPr>
+          <w:color w:val="0070C0"/>
+          <w:sz w:val="26"/>
+          <w:szCs w:val="26"/>
+        </w:rPr>
+      </w:pPr>
+      <w:r>
+        <w:rPr>
+          <w:color w:val="0070C0"/>
+          <w:sz w:val="26"/>
+          <w:szCs w:val="26"/>
+        </w:rPr>
+        <w:drawing>
+          <wp:inline distT="0" distB="0" distL="0" distR="0" wp14:anchorId="67724AF5" wp14:editId="31CF9812">
+            <wp:extent cx="5760720" cy="885825"/>
+            <wp:effectExtent l="0" t="0" r="0" b="9525"/>
+            <wp:docPr id="884452152" name="Image 1"/>
+            <wp:cNvGraphicFramePr>
+              <a:graphicFrameLocks xmlns:a="http://schemas.openxmlformats.org/drawingml/2006/main" noChangeAspect="1"/>
+            </wp:cNvGraphicFramePr>
+            <a:graphic xmlns:a="http://schemas.openxmlformats.org/drawingml/2006/main">
+              <a:graphicData uri="http://schemas.openxmlformats.org/drawingml/2006/picture">
+                <pic:pic xmlns:pic="http://schemas.openxmlformats.org/drawingml/2006/picture">
+                  <pic:nvPicPr>
+                    <pic:cNvPr id="884452152" name=""/>
+                    <pic:cNvPicPr/>
+                  </pic:nvPicPr>
+                  <pic:blipFill>
+                    <a:blip r:embed="rId19"/>
+                    <a:stretch>
+                      <a:fillRect/>
+                    </a:stretch>
+                  </pic:blipFill>
+                  <pic:spPr>
+                    <a:xfrm>
+                      <a:off x="0" y="0"/>
+                      <a:ext cx="5760720" cy="885825"/>
+                    </a:xfrm>
+                    <a:prstGeom prst="rect">
+                      <a:avLst/>
+                    </a:prstGeom>
+                  </pic:spPr>
+                </pic:pic>
+              </a:graphicData>
+            </a:graphic>
+          </wp:inline>
+        </w:drawing>
+      </w:r>
+    </w:p>
+    <w:p>
+      <w:pPr>
+        <w:rPr>
+          <w:color w:val="0070C0"/>
+          <w:sz w:val="26"/>
+          <w:szCs w:val="26"/>
+        </w:rPr>
+      </w:pPr>
+      <w:r>
+        <w:rPr>
+          <w:color w:val="0070C0"/>
+          <w:sz w:val="26"/>
+          <w:szCs w:val="26"/>
+        </w:rPr>
+        <w:t xml:space="preserve">Je m’occupe ensuite du ramassage des objets. Le programme vérifie d’abord si </w:t>
+      </w:r>
+      <w:r>
+        <w:rPr>
+          <w:color w:val="0070C0"/>
+          <w:sz w:val="26"/>
+          <w:szCs w:val="26"/>
+        </w:rPr>
+        <w:t xml:space="preserve">le joueur touche l’objet, applique son effet avec </w:t>
+      </w:r>
+      <w:proofErr w:type="spellStart"/>
+      <w:r>
+        <w:rPr>
+          <w:color w:val="0070C0"/>
+          <w:sz w:val="26"/>
+          <w:szCs w:val="26"/>
+        </w:rPr>
+        <w:t>player.apply_item</w:t>
+      </w:r>
+      <w:proofErr w:type="spellEnd"/>
+      <w:r>
+        <w:rPr>
+          <w:color w:val="0070C0"/>
+          <w:sz w:val="26"/>
+          <w:szCs w:val="26"/>
+        </w:rPr>
+        <w:t xml:space="preserve">(), puis enlève l’objet de la salle. </w:t>
+      </w:r>
+    </w:p>
+    <w:p>
+      <w:pPr>
+        <w:rPr>
+          <w:color w:val="0070C0"/>
+          <w:sz w:val="26"/>
+          <w:szCs w:val="26"/>
+        </w:rPr>
+      </w:pPr>
+    </w:p>
+    <w:p>
+      <w:pPr>
+        <w:rPr>
+          <w:color w:val="0070C0"/>
+          <w:sz w:val="26"/>
+          <w:szCs w:val="26"/>
+        </w:rPr>
+      </w:pPr>
+      <w:r>
+        <w:rPr>
+          <w:color w:val="0070C0"/>
+          <w:sz w:val="26"/>
+          <w:szCs w:val="26"/>
+        </w:rPr>
+        <w:t>Maintenant qu’il est possible de récupérer du soin/cœur, je veux que si la barre de vie est pleine, le cœur aille tout de même quelque part et puisse être utilisable dans le futur afin qu’aucune récompense ne soit inutile.</w:t>
+      </w:r>
+    </w:p>
+    <w:p>
+      <w:pPr>
+        <w:rPr>
+          <w:color w:val="0070C0"/>
+          <w:sz w:val="26"/>
+          <w:szCs w:val="26"/>
+        </w:rPr>
+      </w:pPr>
+      <w:r>
+        <w:rPr>
+          <w:color w:val="0070C0"/>
+          <w:sz w:val="26"/>
+          <w:szCs w:val="26"/>
+        </w:rPr>
+        <w:lastRenderedPageBreak/>
+        <w:drawing>
+          <wp:inline distT="0" distB="0" distL="0" distR="0" wp14:anchorId="7369F249" wp14:editId="75A7D7D7">
+            <wp:extent cx="5760720" cy="2915285"/>
+            <wp:effectExtent l="0" t="0" r="0" b="0"/>
+            <wp:docPr id="1308622432" name="Image 1"/>
+            <wp:cNvGraphicFramePr>
+              <a:graphicFrameLocks xmlns:a="http://schemas.openxmlformats.org/drawingml/2006/main" noChangeAspect="1"/>
+            </wp:cNvGraphicFramePr>
+            <a:graphic xmlns:a="http://schemas.openxmlformats.org/drawingml/2006/main">
+              <a:graphicData uri="http://schemas.openxmlformats.org/drawingml/2006/picture">
+                <pic:pic xmlns:pic="http://schemas.openxmlformats.org/drawingml/2006/picture">
+                  <pic:nvPicPr>
+                    <pic:cNvPr id="1308622432" name=""/>
+                    <pic:cNvPicPr/>
+                  </pic:nvPicPr>
+                  <pic:blipFill>
+                    <a:blip r:embed="rId20"/>
+                    <a:stretch>
+                      <a:fillRect/>
+                    </a:stretch>
+                  </pic:blipFill>
+                  <pic:spPr>
+                    <a:xfrm>
+                      <a:off x="0" y="0"/>
+                      <a:ext cx="5760720" cy="2915285"/>
+                    </a:xfrm>
+                    <a:prstGeom prst="rect">
+                      <a:avLst/>
+                    </a:prstGeom>
+                  </pic:spPr>
+                </pic:pic>
+              </a:graphicData>
+            </a:graphic>
+          </wp:inline>
+        </w:drawing>
+      </w:r>
+    </w:p>
+    <w:p>
+      <w:pPr>
+        <w:rPr>
+          <w:color w:val="0070C0"/>
+          <w:sz w:val="26"/>
+          <w:szCs w:val="26"/>
+        </w:rPr>
+      </w:pPr>
+      <w:r>
+        <w:rPr>
+          <w:color w:val="0070C0"/>
+          <w:sz w:val="26"/>
+          <w:szCs w:val="26"/>
+        </w:rPr>
+        <w:t xml:space="preserve">Pour </w:t>
+      </w:r>
+      <w:r>
+        <w:rPr>
+          <w:color w:val="0070C0"/>
+          <w:sz w:val="26"/>
+          <w:szCs w:val="26"/>
+        </w:rPr>
+        <w:t>appliquer l’effet d’un objet quand il est ramassé je crée la fonction ‘</w:t>
+      </w:r>
+      <w:proofErr w:type="spellStart"/>
+      <w:r>
+        <w:rPr>
+          <w:color w:val="0070C0"/>
+          <w:sz w:val="26"/>
+          <w:szCs w:val="26"/>
+        </w:rPr>
+        <w:t>apply_item</w:t>
+      </w:r>
+      <w:proofErr w:type="spellEnd"/>
+      <w:r>
+        <w:rPr>
+          <w:color w:val="0070C0"/>
+          <w:sz w:val="26"/>
+          <w:szCs w:val="26"/>
+        </w:rPr>
+        <w:t>’, elle va servir à appliquer l’effet de l’objet quand le joueur le ramasse. Ci-dessus, elle vérifie si ‘</w:t>
+      </w:r>
+      <w:proofErr w:type="spellStart"/>
+      <w:r>
+        <w:rPr>
+          <w:color w:val="0070C0"/>
+          <w:sz w:val="26"/>
+          <w:szCs w:val="26"/>
+        </w:rPr>
+        <w:t>item_type</w:t>
+      </w:r>
+      <w:proofErr w:type="spellEnd"/>
+      <w:r>
+        <w:rPr>
+          <w:color w:val="0070C0"/>
+          <w:sz w:val="26"/>
+          <w:szCs w:val="26"/>
+        </w:rPr>
+        <w:t>’ vaut ‘</w:t>
+      </w:r>
+      <w:proofErr w:type="spellStart"/>
+      <w:r>
+        <w:rPr>
+          <w:color w:val="0070C0"/>
+          <w:sz w:val="26"/>
+          <w:szCs w:val="26"/>
+        </w:rPr>
+        <w:t>heart</w:t>
+      </w:r>
+      <w:proofErr w:type="spellEnd"/>
+      <w:r>
+        <w:rPr>
+          <w:color w:val="0070C0"/>
+          <w:sz w:val="26"/>
+          <w:szCs w:val="26"/>
+        </w:rPr>
+        <w:t xml:space="preserve"> car on s’intéresse à l’effet de soin ici. Ligne 78 je fais en sorte que si le joueur n’a pas toute sa vie, un cœur ramassé va le soigner directement. </w:t>
+      </w:r>
+      <w:r>
+        <w:rPr>
+          <w:color w:val="0070C0"/>
+          <w:sz w:val="26"/>
+          <w:szCs w:val="26"/>
+        </w:rPr>
+        <w:t xml:space="preserve">Pour cela, le programme utilise </w:t>
+      </w:r>
+      <w:proofErr w:type="spellStart"/>
+      <w:r>
+        <w:rPr>
+          <w:color w:val="0070C0"/>
+          <w:sz w:val="26"/>
+          <w:szCs w:val="26"/>
+        </w:rPr>
+        <w:t>self.hp</w:t>
+      </w:r>
+      <w:proofErr w:type="spellEnd"/>
+      <w:r>
+        <w:rPr>
+          <w:color w:val="0070C0"/>
+          <w:sz w:val="26"/>
+          <w:szCs w:val="26"/>
+        </w:rPr>
+        <w:t xml:space="preserve"> = min(</w:t>
+      </w:r>
+      <w:proofErr w:type="spellStart"/>
+      <w:r>
+        <w:rPr>
+          <w:color w:val="0070C0"/>
+          <w:sz w:val="26"/>
+          <w:szCs w:val="26"/>
+        </w:rPr>
+        <w:t>self.max_hp</w:t>
+      </w:r>
+      <w:proofErr w:type="spellEnd"/>
+      <w:r>
+        <w:rPr>
+          <w:color w:val="0070C0"/>
+          <w:sz w:val="26"/>
+          <w:szCs w:val="26"/>
+        </w:rPr>
+        <w:t xml:space="preserve">, </w:t>
+      </w:r>
+      <w:proofErr w:type="spellStart"/>
+      <w:r>
+        <w:rPr>
+          <w:color w:val="0070C0"/>
+          <w:sz w:val="26"/>
+          <w:szCs w:val="26"/>
+        </w:rPr>
+        <w:t>self.hp</w:t>
+      </w:r>
+      <w:proofErr w:type="spellEnd"/>
+      <w:r>
+        <w:rPr>
+          <w:color w:val="0070C0"/>
+          <w:sz w:val="26"/>
+          <w:szCs w:val="26"/>
+        </w:rPr>
+        <w:t xml:space="preserve"> + HEART_HEAL). HEART_HEAL vaut 30, donc un </w:t>
+      </w:r>
+      <w:proofErr w:type="spellStart"/>
+      <w:r>
+        <w:rPr>
+          <w:color w:val="0070C0"/>
+          <w:sz w:val="26"/>
+          <w:szCs w:val="26"/>
+        </w:rPr>
+        <w:t>coeur</w:t>
+      </w:r>
+      <w:proofErr w:type="spellEnd"/>
+      <w:r>
+        <w:rPr>
+          <w:color w:val="0070C0"/>
+          <w:sz w:val="26"/>
+          <w:szCs w:val="26"/>
+        </w:rPr>
+        <w:t xml:space="preserve"> rend 30 points de vie. J’utilise min() pour que la vie du joueur ne dépasse jamais </w:t>
+      </w:r>
+      <w:proofErr w:type="spellStart"/>
+      <w:r>
+        <w:rPr>
+          <w:color w:val="0070C0"/>
+          <w:sz w:val="26"/>
+          <w:szCs w:val="26"/>
+        </w:rPr>
+        <w:t>self.max_hp</w:t>
+      </w:r>
+      <w:proofErr w:type="spellEnd"/>
+      <w:r>
+        <w:rPr>
+          <w:color w:val="0070C0"/>
+          <w:sz w:val="26"/>
+          <w:szCs w:val="26"/>
+        </w:rPr>
+        <w:t xml:space="preserve">, même si le </w:t>
+      </w:r>
+      <w:proofErr w:type="spellStart"/>
+      <w:r>
+        <w:rPr>
+          <w:color w:val="0070C0"/>
+          <w:sz w:val="26"/>
+          <w:szCs w:val="26"/>
+        </w:rPr>
+        <w:t>coeur</w:t>
+      </w:r>
+      <w:proofErr w:type="spellEnd"/>
+      <w:r>
+        <w:rPr>
+          <w:color w:val="0070C0"/>
+          <w:sz w:val="26"/>
+          <w:szCs w:val="26"/>
+        </w:rPr>
+        <w:t xml:space="preserve"> rend plus de vie que ce qu’il manque.</w:t>
+      </w:r>
+      <w:r>
+        <w:rPr>
+          <w:color w:val="0070C0"/>
+          <w:sz w:val="26"/>
+          <w:szCs w:val="26"/>
+        </w:rPr>
+        <w:t xml:space="preserve"> Ligne 79, si le joueur a toute sa vie, </w:t>
+      </w:r>
+      <w:r>
+        <w:rPr>
+          <w:color w:val="0070C0"/>
+          <w:sz w:val="26"/>
+          <w:szCs w:val="26"/>
+        </w:rPr>
+        <w:t xml:space="preserve">le </w:t>
+      </w:r>
+      <w:proofErr w:type="spellStart"/>
+      <w:r>
+        <w:rPr>
+          <w:color w:val="0070C0"/>
+          <w:sz w:val="26"/>
+          <w:szCs w:val="26"/>
+        </w:rPr>
+        <w:t>coeur</w:t>
+      </w:r>
+      <w:proofErr w:type="spellEnd"/>
+      <w:r>
+        <w:rPr>
+          <w:color w:val="0070C0"/>
+          <w:sz w:val="26"/>
+          <w:szCs w:val="26"/>
+        </w:rPr>
+        <w:t xml:space="preserve"> n’est pas utilisé directement. Il est ajouté dans </w:t>
+      </w:r>
+      <w:proofErr w:type="spellStart"/>
+      <w:r>
+        <w:rPr>
+          <w:color w:val="0070C0"/>
+          <w:sz w:val="26"/>
+          <w:szCs w:val="26"/>
+        </w:rPr>
+        <w:t>self.inventory</w:t>
+      </w:r>
+      <w:proofErr w:type="spellEnd"/>
+      <w:r>
+        <w:rPr>
+          <w:color w:val="0070C0"/>
+          <w:sz w:val="26"/>
+          <w:szCs w:val="26"/>
+        </w:rPr>
+        <w:t xml:space="preserve">, mais seulement si l’inventaire contient moins de 5 objets. J’ai fait ça pour éviter que le joueur perde un </w:t>
+      </w:r>
+      <w:proofErr w:type="spellStart"/>
+      <w:r>
+        <w:rPr>
+          <w:color w:val="0070C0"/>
+          <w:sz w:val="26"/>
+          <w:szCs w:val="26"/>
+        </w:rPr>
+        <w:t>coeur</w:t>
+      </w:r>
+      <w:proofErr w:type="spellEnd"/>
+      <w:r>
+        <w:rPr>
+          <w:color w:val="0070C0"/>
+          <w:sz w:val="26"/>
+          <w:szCs w:val="26"/>
+        </w:rPr>
+        <w:t xml:space="preserve"> simplement parce qu’il est déjà full vie. Cela donne aussi un côté plus stratégique car le joueur peut garder des soins pour plus tard.</w:t>
+      </w:r>
+      <w:r>
+        <w:rPr>
+          <w:color w:val="0070C0"/>
+          <w:sz w:val="26"/>
+          <w:szCs w:val="26"/>
+        </w:rPr>
+        <w:t xml:space="preserve"> </w:t>
+      </w:r>
+      <w:r>
+        <w:rPr>
+          <w:color w:val="0070C0"/>
+          <w:sz w:val="26"/>
+          <w:szCs w:val="26"/>
+        </w:rPr>
+        <w:t xml:space="preserve">Si le joueur a déjà toute sa vie et que l’inventaire est plein, le </w:t>
+      </w:r>
+      <w:proofErr w:type="spellStart"/>
+      <w:r>
+        <w:rPr>
+          <w:color w:val="0070C0"/>
+          <w:sz w:val="26"/>
+          <w:szCs w:val="26"/>
+        </w:rPr>
+        <w:t>coeur</w:t>
+      </w:r>
+      <w:proofErr w:type="spellEnd"/>
+      <w:r>
+        <w:rPr>
+          <w:color w:val="0070C0"/>
+          <w:sz w:val="26"/>
+          <w:szCs w:val="26"/>
+        </w:rPr>
+        <w:t xml:space="preserve"> n’est pas ramassé. La fonction renvoie False, ce qui permet à l’objet de rester au sol. C’est utile car le joueur peut revenir le prendre plus tard après avoir perdu de la vie.</w:t>
+      </w:r>
+    </w:p>
+    <w:p>
+      <w:pPr>
+        <w:rPr>
+          <w:color w:val="0070C0"/>
+          <w:sz w:val="26"/>
+          <w:szCs w:val="26"/>
+        </w:rPr>
+      </w:pPr>
+    </w:p>
+    <w:p>
+      <w:pPr>
+        <w:rPr>
+          <w:color w:val="0070C0"/>
+          <w:sz w:val="26"/>
+          <w:szCs w:val="26"/>
+        </w:rPr>
+      </w:pPr>
+      <w:r>
+        <w:rPr>
+          <w:color w:val="0070C0"/>
+          <w:sz w:val="26"/>
+          <w:szCs w:val="26"/>
+        </w:rPr>
+        <w:t>Maintenant qu’on peut stocker les cœurs, il faut pouvoir les utiliser</w:t>
+      </w:r>
+      <w:r>
+        <w:rPr>
+          <w:color w:val="0070C0"/>
+          <w:sz w:val="26"/>
+          <w:szCs w:val="26"/>
+        </w:rPr>
+        <w:t>.</w:t>
+      </w:r>
+    </w:p>
+    <w:p>
+      <w:pPr>
+        <w:rPr>
+          <w:color w:val="0070C0"/>
+          <w:sz w:val="26"/>
+          <w:szCs w:val="26"/>
+        </w:rPr>
+      </w:pPr>
+      <w:r>
+        <w:rPr>
+          <w:color w:val="0070C0"/>
+          <w:sz w:val="26"/>
+          <w:szCs w:val="26"/>
+        </w:rPr>
+        <w:drawing>
+          <wp:inline distT="0" distB="0" distL="0" distR="0" wp14:anchorId="11E12E60" wp14:editId="3AF34737">
+            <wp:extent cx="5760720" cy="424815"/>
+            <wp:effectExtent l="0" t="0" r="0" b="0"/>
+            <wp:docPr id="1507092847" name="Image 1"/>
+            <wp:cNvGraphicFramePr>
+              <a:graphicFrameLocks xmlns:a="http://schemas.openxmlformats.org/drawingml/2006/main" noChangeAspect="1"/>
+            </wp:cNvGraphicFramePr>
+            <a:graphic xmlns:a="http://schemas.openxmlformats.org/drawingml/2006/main">
+              <a:graphicData uri="http://schemas.openxmlformats.org/drawingml/2006/picture">
+                <pic:pic xmlns:pic="http://schemas.openxmlformats.org/drawingml/2006/picture">
+                  <pic:nvPicPr>
+                    <pic:cNvPr id="1507092847" name=""/>
+                    <pic:cNvPicPr/>
+                  </pic:nvPicPr>
+                  <pic:blipFill>
+                    <a:blip r:embed="rId21"/>
+                    <a:stretch>
+                      <a:fillRect/>
+                    </a:stretch>
+                  </pic:blipFill>
+                  <pic:spPr>
+                    <a:xfrm>
+                      <a:off x="0" y="0"/>
+                      <a:ext cx="5760720" cy="424815"/>
+                    </a:xfrm>
+                    <a:prstGeom prst="rect">
+                      <a:avLst/>
+                    </a:prstGeom>
+                  </pic:spPr>
+                </pic:pic>
+              </a:graphicData>
+            </a:graphic>
+          </wp:inline>
+        </w:drawing>
+      </w:r>
+    </w:p>
+    <w:p>
+      <w:pPr>
+        <w:rPr>
+          <w:color w:val="0070C0"/>
+          <w:sz w:val="26"/>
+          <w:szCs w:val="26"/>
+        </w:rPr>
+      </w:pPr>
+      <w:r>
+        <w:rPr>
+          <w:color w:val="0070C0"/>
+          <w:sz w:val="26"/>
+          <w:szCs w:val="26"/>
+        </w:rPr>
+        <w:t>A</w:t>
+      </w:r>
+      <w:r>
+        <w:rPr>
+          <w:color w:val="0070C0"/>
+          <w:sz w:val="26"/>
+          <w:szCs w:val="26"/>
+        </w:rPr>
+        <w:t xml:space="preserve">vec la fonction </w:t>
+      </w:r>
+      <w:r>
+        <w:rPr>
+          <w:color w:val="0070C0"/>
+          <w:sz w:val="26"/>
+          <w:szCs w:val="26"/>
+        </w:rPr>
+        <w:t>‘</w:t>
+      </w:r>
+      <w:proofErr w:type="spellStart"/>
+      <w:r>
+        <w:rPr>
+          <w:color w:val="0070C0"/>
+          <w:sz w:val="26"/>
+          <w:szCs w:val="26"/>
+        </w:rPr>
+        <w:t>use_inventory_item</w:t>
+      </w:r>
+      <w:proofErr w:type="spellEnd"/>
+      <w:r>
+        <w:rPr>
+          <w:color w:val="0070C0"/>
+          <w:sz w:val="26"/>
+          <w:szCs w:val="26"/>
+        </w:rPr>
+        <w:t>()</w:t>
+      </w:r>
+      <w:r>
+        <w:rPr>
+          <w:color w:val="0070C0"/>
+          <w:sz w:val="26"/>
+          <w:szCs w:val="26"/>
+        </w:rPr>
+        <w:t>’, je gère l’utilisation des cœurs stockés.</w:t>
+      </w:r>
+      <w:r>
+        <w:t xml:space="preserve"> </w:t>
+      </w:r>
+      <w:r>
+        <w:rPr>
+          <w:color w:val="0070C0"/>
+          <w:sz w:val="26"/>
+          <w:szCs w:val="26"/>
+        </w:rPr>
+        <w:t xml:space="preserve">Cette fonction prend un index en paramètre, ce qui correspond à la position du </w:t>
+      </w:r>
+      <w:proofErr w:type="spellStart"/>
+      <w:r>
+        <w:rPr>
+          <w:color w:val="0070C0"/>
+          <w:sz w:val="26"/>
+          <w:szCs w:val="26"/>
+        </w:rPr>
+        <w:t>coeur</w:t>
+      </w:r>
+      <w:proofErr w:type="spellEnd"/>
+      <w:r>
+        <w:rPr>
+          <w:color w:val="0070C0"/>
+          <w:sz w:val="26"/>
+          <w:szCs w:val="26"/>
+        </w:rPr>
+        <w:t xml:space="preserve"> dans l’inventaire. Elle vérifie d’abord que l’index existe, que l’objet à cet </w:t>
+      </w:r>
+      <w:r>
+        <w:rPr>
+          <w:color w:val="0070C0"/>
+          <w:sz w:val="26"/>
+          <w:szCs w:val="26"/>
+        </w:rPr>
+        <w:lastRenderedPageBreak/>
+        <w:t xml:space="preserve">endroit est bien un </w:t>
+      </w:r>
+      <w:proofErr w:type="spellStart"/>
+      <w:r>
+        <w:rPr>
+          <w:color w:val="0070C0"/>
+          <w:sz w:val="26"/>
+          <w:szCs w:val="26"/>
+        </w:rPr>
+        <w:t>coeur</w:t>
+      </w:r>
+      <w:proofErr w:type="spellEnd"/>
+      <w:r>
+        <w:rPr>
+          <w:color w:val="0070C0"/>
+          <w:sz w:val="26"/>
+          <w:szCs w:val="26"/>
+        </w:rPr>
+        <w:t xml:space="preserve">, et que le joueur n’a pas déjà toute sa vie. Si toutes les conditions sont respectées, le joueur est soigné avec HEART_HEAL, puis le </w:t>
+      </w:r>
+      <w:proofErr w:type="spellStart"/>
+      <w:r>
+        <w:rPr>
+          <w:color w:val="0070C0"/>
+          <w:sz w:val="26"/>
+          <w:szCs w:val="26"/>
+        </w:rPr>
+        <w:t>coeur</w:t>
+      </w:r>
+      <w:proofErr w:type="spellEnd"/>
+      <w:r>
+        <w:rPr>
+          <w:color w:val="0070C0"/>
+          <w:sz w:val="26"/>
+          <w:szCs w:val="26"/>
+        </w:rPr>
+        <w:t xml:space="preserve"> est supprimé de l’inventaire avec </w:t>
+      </w:r>
+      <w:proofErr w:type="spellStart"/>
+      <w:r>
+        <w:rPr>
+          <w:color w:val="0070C0"/>
+          <w:sz w:val="26"/>
+          <w:szCs w:val="26"/>
+        </w:rPr>
+        <w:t>self.inventory.pop</w:t>
+      </w:r>
+      <w:proofErr w:type="spellEnd"/>
+      <w:r>
+        <w:rPr>
+          <w:color w:val="0070C0"/>
+          <w:sz w:val="26"/>
+          <w:szCs w:val="26"/>
+        </w:rPr>
+        <w:t>(index).</w:t>
+      </w:r>
+    </w:p>
+    <w:p>
+      <w:pPr>
+        <w:rPr>
+          <w:color w:val="0070C0"/>
+          <w:sz w:val="26"/>
+          <w:szCs w:val="26"/>
+        </w:rPr>
+      </w:pPr>
+    </w:p>
+    <w:p>
+      <w:pPr>
+        <w:rPr>
+          <w:color w:val="0070C0"/>
+          <w:sz w:val="26"/>
+          <w:szCs w:val="26"/>
+        </w:rPr>
+      </w:pPr>
+      <w:r>
+        <w:rPr>
+          <w:color w:val="0070C0"/>
+          <w:sz w:val="26"/>
+          <w:szCs w:val="26"/>
+        </w:rPr>
+        <w:drawing>
+          <wp:inline distT="0" distB="0" distL="0" distR="0" wp14:anchorId="17D3BC8C" wp14:editId="6468C448">
+            <wp:extent cx="5760720" cy="678180"/>
+            <wp:effectExtent l="0" t="0" r="0" b="7620"/>
+            <wp:docPr id="606672238" name="Image 1"/>
+            <wp:cNvGraphicFramePr>
+              <a:graphicFrameLocks xmlns:a="http://schemas.openxmlformats.org/drawingml/2006/main" noChangeAspect="1"/>
+            </wp:cNvGraphicFramePr>
+            <a:graphic xmlns:a="http://schemas.openxmlformats.org/drawingml/2006/main">
+              <a:graphicData uri="http://schemas.openxmlformats.org/drawingml/2006/picture">
+                <pic:pic xmlns:pic="http://schemas.openxmlformats.org/drawingml/2006/picture">
+                  <pic:nvPicPr>
+                    <pic:cNvPr id="606672238" name=""/>
+                    <pic:cNvPicPr/>
+                  </pic:nvPicPr>
+                  <pic:blipFill>
+                    <a:blip r:embed="rId22"/>
+                    <a:stretch>
+                      <a:fillRect/>
+                    </a:stretch>
+                  </pic:blipFill>
+                  <pic:spPr>
+                    <a:xfrm>
+                      <a:off x="0" y="0"/>
+                      <a:ext cx="5760720" cy="678180"/>
+                    </a:xfrm>
+                    <a:prstGeom prst="rect">
+                      <a:avLst/>
+                    </a:prstGeom>
+                  </pic:spPr>
+                </pic:pic>
+              </a:graphicData>
+            </a:graphic>
+          </wp:inline>
+        </w:drawing>
+      </w:r>
+    </w:p>
+    <w:p>
+      <w:pPr>
+        <w:rPr>
+          <w:color w:val="0070C0"/>
+          <w:sz w:val="26"/>
+          <w:szCs w:val="26"/>
+        </w:rPr>
+      </w:pPr>
+      <w:r>
+        <w:rPr>
+          <w:color w:val="0070C0"/>
+          <w:sz w:val="26"/>
+          <w:szCs w:val="26"/>
+        </w:rPr>
+        <w:t xml:space="preserve"> </w:t>
+      </w:r>
+      <w:r>
+        <w:rPr>
+          <w:color w:val="0070C0"/>
+          <w:sz w:val="26"/>
+          <w:szCs w:val="26"/>
+        </w:rPr>
+        <w:t xml:space="preserve">Ces 4 lignes prévoient l’utilisation des touches 2,3,4 et 5 du clavier pour utiliser les cœurs de l’inventaire. </w:t>
+      </w:r>
+      <w:r>
+        <w:rPr>
+          <w:color w:val="0070C0"/>
+          <w:sz w:val="26"/>
+          <w:szCs w:val="26"/>
+        </w:rPr>
+        <w:t xml:space="preserve">Chaque touche appelle </w:t>
+      </w:r>
+      <w:r>
+        <w:rPr>
+          <w:color w:val="0070C0"/>
+          <w:sz w:val="26"/>
+          <w:szCs w:val="26"/>
+        </w:rPr>
+        <w:t>‘</w:t>
+      </w:r>
+      <w:proofErr w:type="spellStart"/>
+      <w:r>
+        <w:rPr>
+          <w:color w:val="0070C0"/>
+          <w:sz w:val="26"/>
+          <w:szCs w:val="26"/>
+        </w:rPr>
+        <w:t>use_inventory_item</w:t>
+      </w:r>
+      <w:proofErr w:type="spellEnd"/>
+      <w:r>
+        <w:rPr>
+          <w:color w:val="0070C0"/>
+          <w:sz w:val="26"/>
+          <w:szCs w:val="26"/>
+        </w:rPr>
+        <w:t>()</w:t>
+      </w:r>
+      <w:r>
+        <w:rPr>
+          <w:color w:val="0070C0"/>
+          <w:sz w:val="26"/>
+          <w:szCs w:val="26"/>
+        </w:rPr>
+        <w:t>’</w:t>
+      </w:r>
+      <w:r>
+        <w:rPr>
+          <w:color w:val="0070C0"/>
+          <w:sz w:val="26"/>
+          <w:szCs w:val="26"/>
+        </w:rPr>
+        <w:t xml:space="preserve"> avec un index différent.</w:t>
+      </w:r>
+      <w:r>
+        <w:rPr>
+          <w:color w:val="0070C0"/>
+          <w:sz w:val="26"/>
+          <w:szCs w:val="26"/>
+        </w:rPr>
+        <w:t xml:space="preserve"> Cependant</w:t>
+      </w:r>
+      <w:r>
+        <w:rPr>
+          <w:color w:val="0070C0"/>
+          <w:sz w:val="26"/>
+          <w:szCs w:val="26"/>
+        </w:rPr>
+        <w:t xml:space="preserve">, comme l’inventaire ne contient que les mêmes objets, il n’y a que la touche ‘2’ qui est utilisé pour consommer un cœur car elle appelle le premier cœur de l’inventaire, comme tous les cœurs sont les </w:t>
+      </w:r>
+      <w:proofErr w:type="spellStart"/>
+      <w:r>
+        <w:rPr>
+          <w:color w:val="0070C0"/>
+          <w:sz w:val="26"/>
+          <w:szCs w:val="26"/>
+        </w:rPr>
+        <w:t>memes</w:t>
+      </w:r>
+      <w:proofErr w:type="spellEnd"/>
+      <w:r>
+        <w:rPr>
+          <w:color w:val="0070C0"/>
+          <w:sz w:val="26"/>
+          <w:szCs w:val="26"/>
+        </w:rPr>
+        <w:t>, les autres touches n’ont pas de réelle fonction.</w:t>
+      </w:r>
+    </w:p>
+    <w:p>
+      <w:pPr>
+        <w:rPr>
+          <w:color w:val="0070C0"/>
+          <w:sz w:val="26"/>
+          <w:szCs w:val="26"/>
+        </w:rPr>
+      </w:pPr>
+    </w:p>
+    <w:p>
+      <w:pPr>
+        <w:rPr>
+          <w:color w:val="0070C0"/>
+          <w:sz w:val="26"/>
+          <w:szCs w:val="26"/>
+        </w:rPr>
+      </w:pPr>
+      <w:r>
+        <w:rPr>
+          <w:color w:val="0070C0"/>
+          <w:sz w:val="26"/>
+          <w:szCs w:val="26"/>
+        </w:rPr>
+        <w:t>Ensuite, pour donner de plus en plus de sens au jeu, j’ai décidé d’ajouter des coffres au début de chaque niveau, ces coffres définissent la première arme qu’on va avoir.</w:t>
+      </w:r>
+    </w:p>
+    <w:p>
+      <w:pPr>
+        <w:rPr>
+          <w:color w:val="0070C0"/>
+          <w:sz w:val="26"/>
+          <w:szCs w:val="26"/>
+        </w:rPr>
+      </w:pPr>
+      <w:r>
+        <w:rPr>
+          <w:color w:val="0070C0"/>
+          <w:sz w:val="26"/>
+          <w:szCs w:val="26"/>
+        </w:rPr>
+        <w:drawing>
+          <wp:inline distT="0" distB="0" distL="0" distR="0" wp14:anchorId="2D876946" wp14:editId="6720C7BF">
+            <wp:extent cx="5760720" cy="3258820"/>
+            <wp:effectExtent l="0" t="0" r="0" b="0"/>
+            <wp:docPr id="1913827834" name="Image 1"/>
+            <wp:cNvGraphicFramePr>
+              <a:graphicFrameLocks xmlns:a="http://schemas.openxmlformats.org/drawingml/2006/main" noChangeAspect="1"/>
+            </wp:cNvGraphicFramePr>
+            <a:graphic xmlns:a="http://schemas.openxmlformats.org/drawingml/2006/main">
+              <a:graphicData uri="http://schemas.openxmlformats.org/drawingml/2006/picture">
+                <pic:pic xmlns:pic="http://schemas.openxmlformats.org/drawingml/2006/picture">
+                  <pic:nvPicPr>
+                    <pic:cNvPr id="1913827834" name=""/>
+                    <pic:cNvPicPr/>
+                  </pic:nvPicPr>
+                  <pic:blipFill>
+                    <a:blip r:embed="rId23"/>
+                    <a:stretch>
+                      <a:fillRect/>
+                    </a:stretch>
+                  </pic:blipFill>
+                  <pic:spPr>
+                    <a:xfrm>
+                      <a:off x="0" y="0"/>
+                      <a:ext cx="5760720" cy="3258820"/>
+                    </a:xfrm>
+                    <a:prstGeom prst="rect">
+                      <a:avLst/>
+                    </a:prstGeom>
+                  </pic:spPr>
+                </pic:pic>
+              </a:graphicData>
+            </a:graphic>
+          </wp:inline>
+        </w:drawing>
+      </w:r>
+    </w:p>
+    <w:p>
+      <w:pPr>
+        <w:rPr>
+          <w:color w:val="0070C0"/>
+          <w:sz w:val="26"/>
+          <w:szCs w:val="26"/>
+        </w:rPr>
+      </w:pPr>
+      <w:r>
+        <w:rPr>
+          <w:color w:val="0070C0"/>
+          <w:sz w:val="26"/>
+          <w:szCs w:val="26"/>
+        </w:rPr>
+        <w:t>La classe ‘</w:t>
+      </w:r>
+      <w:proofErr w:type="spellStart"/>
+      <w:r>
+        <w:rPr>
+          <w:color w:val="0070C0"/>
+          <w:sz w:val="26"/>
+          <w:szCs w:val="26"/>
+        </w:rPr>
+        <w:t>chest</w:t>
+      </w:r>
+      <w:proofErr w:type="spellEnd"/>
+      <w:r>
+        <w:rPr>
+          <w:color w:val="0070C0"/>
+          <w:sz w:val="26"/>
+          <w:szCs w:val="26"/>
+        </w:rPr>
+        <w:t xml:space="preserve">’ s’occupe donc de tout cela, les coffres sont d’abord </w:t>
+      </w:r>
+      <w:r>
+        <w:rPr>
+          <w:color w:val="0070C0"/>
+          <w:sz w:val="26"/>
+          <w:szCs w:val="26"/>
+        </w:rPr>
+        <w:t>créés</w:t>
+      </w:r>
+      <w:r>
+        <w:rPr>
+          <w:color w:val="0070C0"/>
+          <w:sz w:val="26"/>
+          <w:szCs w:val="26"/>
+        </w:rPr>
+        <w:t xml:space="preserve"> et possèdent tous un rectangle, il y a une variable ‘</w:t>
+      </w:r>
+      <w:proofErr w:type="spellStart"/>
+      <w:r>
+        <w:rPr>
+          <w:color w:val="0070C0"/>
+          <w:sz w:val="26"/>
+          <w:szCs w:val="26"/>
+        </w:rPr>
+        <w:t>opened</w:t>
+      </w:r>
+      <w:proofErr w:type="spellEnd"/>
+      <w:r>
+        <w:rPr>
+          <w:color w:val="0070C0"/>
+          <w:sz w:val="26"/>
+          <w:szCs w:val="26"/>
+        </w:rPr>
+        <w:t>’ pour savoir s</w:t>
+      </w:r>
+      <w:r>
+        <w:rPr>
+          <w:color w:val="0070C0"/>
+          <w:sz w:val="26"/>
+          <w:szCs w:val="26"/>
+        </w:rPr>
+        <w:t>’</w:t>
+      </w:r>
+      <w:r>
+        <w:rPr>
+          <w:color w:val="0070C0"/>
+          <w:sz w:val="26"/>
+          <w:szCs w:val="26"/>
+        </w:rPr>
+        <w:t xml:space="preserve">il est </w:t>
+      </w:r>
+      <w:proofErr w:type="spellStart"/>
+      <w:r>
+        <w:rPr>
+          <w:color w:val="0070C0"/>
+          <w:sz w:val="26"/>
+          <w:szCs w:val="26"/>
+        </w:rPr>
+        <w:t>dejà</w:t>
+      </w:r>
+      <w:proofErr w:type="spellEnd"/>
+      <w:r>
+        <w:rPr>
+          <w:color w:val="0070C0"/>
+          <w:sz w:val="26"/>
+          <w:szCs w:val="26"/>
+        </w:rPr>
+        <w:t xml:space="preserve"> ouvert et un ‘</w:t>
+      </w:r>
+      <w:proofErr w:type="spellStart"/>
+      <w:r>
+        <w:rPr>
+          <w:color w:val="0070C0"/>
+          <w:sz w:val="26"/>
+          <w:szCs w:val="26"/>
+        </w:rPr>
+        <w:t>chest_type</w:t>
+      </w:r>
+      <w:proofErr w:type="spellEnd"/>
+      <w:r>
+        <w:rPr>
+          <w:color w:val="0070C0"/>
+          <w:sz w:val="26"/>
+          <w:szCs w:val="26"/>
+        </w:rPr>
+        <w:t xml:space="preserve">’ pour différencier les coffres de début de niveau et ceux qu’on peut avoir durant le niveau. </w:t>
+      </w:r>
+      <w:r>
+        <w:rPr>
+          <w:color w:val="0070C0"/>
+          <w:sz w:val="26"/>
+          <w:szCs w:val="26"/>
+        </w:rPr>
+        <w:t xml:space="preserve">Les coffres de départ sont créés dans ‘salle.py’ </w:t>
+      </w:r>
+      <w:r>
+        <w:rPr>
+          <w:color w:val="0070C0"/>
+          <w:sz w:val="26"/>
+          <w:szCs w:val="26"/>
+        </w:rPr>
+        <w:lastRenderedPageBreak/>
+        <w:t xml:space="preserve">(ligne21). Ils sont placés dans les premières salles dépourvues d’ennemis afin qu’ils puissent s’armer pour le niveau qui arrive. </w:t>
+      </w:r>
+      <w:r>
+        <w:rPr>
+          <w:color w:val="0070C0"/>
+          <w:sz w:val="26"/>
+          <w:szCs w:val="26"/>
+        </w:rPr>
+        <w:t>L’affichage du coffre dans la salle se trouve dans salle.py, lignes 142 à 143.</w:t>
+      </w:r>
+      <w:r>
+        <w:rPr>
+          <w:color w:val="0070C0"/>
+          <w:sz w:val="26"/>
+          <w:szCs w:val="26"/>
+        </w:rPr>
+        <w:t xml:space="preserve"> </w:t>
+      </w:r>
+      <w:r>
+        <w:rPr>
+          <w:color w:val="0070C0"/>
+          <w:sz w:val="26"/>
+          <w:szCs w:val="26"/>
+        </w:rPr>
+        <w:t xml:space="preserve">L’ouverture des coffres est gérée dans </w:t>
+      </w:r>
+      <w:r>
+        <w:rPr>
+          <w:color w:val="0070C0"/>
+          <w:sz w:val="26"/>
+          <w:szCs w:val="26"/>
+        </w:rPr>
+        <w:t>‘</w:t>
+      </w:r>
+      <w:r>
+        <w:rPr>
+          <w:color w:val="0070C0"/>
+          <w:sz w:val="26"/>
+          <w:szCs w:val="26"/>
+        </w:rPr>
+        <w:t>actions_jeu.py</w:t>
+      </w:r>
+      <w:r>
+        <w:rPr>
+          <w:color w:val="0070C0"/>
+          <w:sz w:val="26"/>
+          <w:szCs w:val="26"/>
+        </w:rPr>
+        <w:t>’</w:t>
+      </w:r>
+      <w:r>
+        <w:rPr>
+          <w:color w:val="0070C0"/>
+          <w:sz w:val="26"/>
+          <w:szCs w:val="26"/>
+        </w:rPr>
+        <w:t xml:space="preserve">, lignes 107 à 128. Quand le joueur touche un coffre, </w:t>
+      </w:r>
+      <w:proofErr w:type="spellStart"/>
+      <w:r>
+        <w:rPr>
+          <w:color w:val="0070C0"/>
+          <w:sz w:val="26"/>
+          <w:szCs w:val="26"/>
+        </w:rPr>
+        <w:t>open_timer</w:t>
+      </w:r>
+      <w:proofErr w:type="spellEnd"/>
+      <w:r>
+        <w:rPr>
+          <w:color w:val="0070C0"/>
+          <w:sz w:val="26"/>
+          <w:szCs w:val="26"/>
+        </w:rPr>
+        <w:t xml:space="preserve"> augmente. Si le joueur reste assez longtemps dessus, le coffre s’ouvre et donne une récompense.</w:t>
+      </w:r>
+      <w:r>
+        <w:rPr>
+          <w:color w:val="0070C0"/>
+          <w:sz w:val="26"/>
+          <w:szCs w:val="26"/>
+        </w:rPr>
+        <w:t xml:space="preserve"> </w:t>
+      </w:r>
+      <w:r>
+        <w:rPr>
+          <w:color w:val="0070C0"/>
+          <w:sz w:val="26"/>
+          <w:szCs w:val="26"/>
+        </w:rPr>
+        <w:t xml:space="preserve">Dans </w:t>
+      </w:r>
+      <w:r>
+        <w:rPr>
+          <w:color w:val="0070C0"/>
+          <w:sz w:val="26"/>
+          <w:szCs w:val="26"/>
+        </w:rPr>
+        <w:t>‘</w:t>
+      </w:r>
+      <w:r>
+        <w:rPr>
+          <w:color w:val="0070C0"/>
+          <w:sz w:val="26"/>
+          <w:szCs w:val="26"/>
+        </w:rPr>
+        <w:t>objets_salle.py</w:t>
+      </w:r>
+      <w:r>
+        <w:rPr>
+          <w:color w:val="0070C0"/>
+          <w:sz w:val="26"/>
+          <w:szCs w:val="26"/>
+        </w:rPr>
+        <w:t>’</w:t>
+      </w:r>
+      <w:r>
+        <w:rPr>
+          <w:color w:val="0070C0"/>
+          <w:sz w:val="26"/>
+          <w:szCs w:val="26"/>
+        </w:rPr>
+        <w:t xml:space="preserve">, lignes 33 à 36, le coffre de départ donne soit une épée, soit une arbalète. Les autres coffres utilisent les lignes 37 à 39 et peuvent donner des </w:t>
+      </w:r>
+      <w:proofErr w:type="spellStart"/>
+      <w:r>
+        <w:rPr>
+          <w:color w:val="0070C0"/>
+          <w:sz w:val="26"/>
+          <w:szCs w:val="26"/>
+        </w:rPr>
+        <w:t>coeurs</w:t>
+      </w:r>
+      <w:proofErr w:type="spellEnd"/>
+      <w:r>
+        <w:rPr>
+          <w:color w:val="0070C0"/>
+          <w:sz w:val="26"/>
+          <w:szCs w:val="26"/>
+        </w:rPr>
+        <w:t xml:space="preserve">, des boosts, des armes </w:t>
+      </w:r>
+      <w:r>
+        <w:rPr>
+          <w:color w:val="0070C0"/>
+          <w:sz w:val="26"/>
+          <w:szCs w:val="26"/>
+        </w:rPr>
+        <w:t xml:space="preserve">ou une </w:t>
+      </w:r>
+      <w:r>
+        <w:rPr>
+          <w:color w:val="0070C0"/>
+          <w:sz w:val="26"/>
+          <w:szCs w:val="26"/>
+        </w:rPr>
+        <w:t>armure.</w:t>
+      </w:r>
+    </w:p>
+    <w:p>
+      <w:pPr>
+        <w:rPr>
+          <w:color w:val="0070C0"/>
+          <w:sz w:val="26"/>
+          <w:szCs w:val="26"/>
+        </w:rPr>
+      </w:pPr>
+    </w:p>
+    <w:p>
+      <w:pPr>
+        <w:rPr>
+          <w:color w:val="0070C0"/>
+          <w:sz w:val="26"/>
+          <w:szCs w:val="26"/>
+        </w:rPr>
+      </w:pPr>
+      <w:r>
+        <w:rPr>
+          <w:color w:val="0070C0"/>
+          <w:sz w:val="26"/>
+          <w:szCs w:val="26"/>
+        </w:rPr>
+        <w:t>J’ai également créé les 2 premières armes, une épée et une arbalète : l’arbalète tue instantanément et a une latence entre chaque tir tandis que l’épée attaque rapidement avec une portée réduite</w:t>
+      </w:r>
+    </w:p>
+    <w:p>
+      <w:pPr>
+        <w:rPr>
+          <w:color w:val="0070C0"/>
+          <w:sz w:val="26"/>
+          <w:szCs w:val="26"/>
+        </w:rPr>
+      </w:pPr>
+      <w:r>
+        <w:rPr>
+          <w:color w:val="0070C0"/>
+          <w:sz w:val="26"/>
+          <w:szCs w:val="26"/>
+        </w:rPr>
+        <w:drawing>
+          <wp:inline distT="0" distB="0" distL="0" distR="0" wp14:anchorId="0AB6FD6E" wp14:editId="0C781DCA">
+            <wp:extent cx="5760720" cy="2644775"/>
+            <wp:effectExtent l="0" t="0" r="0" b="3175"/>
+            <wp:docPr id="1436560374" name="Image 1"/>
+            <wp:cNvGraphicFramePr>
+              <a:graphicFrameLocks xmlns:a="http://schemas.openxmlformats.org/drawingml/2006/main" noChangeAspect="1"/>
+            </wp:cNvGraphicFramePr>
+            <a:graphic xmlns:a="http://schemas.openxmlformats.org/drawingml/2006/main">
+              <a:graphicData uri="http://schemas.openxmlformats.org/drawingml/2006/picture">
+                <pic:pic xmlns:pic="http://schemas.openxmlformats.org/drawingml/2006/picture">
+                  <pic:nvPicPr>
+                    <pic:cNvPr id="1436560374" name=""/>
+                    <pic:cNvPicPr/>
+                  </pic:nvPicPr>
+                  <pic:blipFill>
+                    <a:blip r:embed="rId24"/>
+                    <a:stretch>
+                      <a:fillRect/>
+                    </a:stretch>
+                  </pic:blipFill>
+                  <pic:spPr>
+                    <a:xfrm>
+                      <a:off x="0" y="0"/>
+                      <a:ext cx="5760720" cy="2644775"/>
+                    </a:xfrm>
+                    <a:prstGeom prst="rect">
+                      <a:avLst/>
+                    </a:prstGeom>
+                  </pic:spPr>
+                </pic:pic>
+              </a:graphicData>
+            </a:graphic>
+          </wp:inline>
+        </w:drawing>
+      </w:r>
+    </w:p>
+    <w:p>
+      <w:pPr>
+        <w:rPr>
+          <w:color w:val="0070C0"/>
+          <w:sz w:val="26"/>
+          <w:szCs w:val="26"/>
+        </w:rPr>
+      </w:pPr>
+      <w:r>
+        <w:rPr>
+          <w:color w:val="0070C0"/>
+          <w:sz w:val="26"/>
+          <w:szCs w:val="26"/>
+        </w:rPr>
+        <w:t xml:space="preserve">Ci-dessus la fonction qui gère l’épée, contrairement aux anciens tirs, l’épée ne jette pas de projectiles. Elle crée un rectangle </w:t>
+      </w:r>
+      <w:proofErr w:type="spellStart"/>
+      <w:r>
+        <w:rPr>
+          <w:color w:val="0070C0"/>
+          <w:sz w:val="26"/>
+          <w:szCs w:val="26"/>
+        </w:rPr>
+        <w:t>pygame</w:t>
+      </w:r>
+      <w:proofErr w:type="spellEnd"/>
+      <w:r>
+        <w:rPr>
+          <w:color w:val="0070C0"/>
+          <w:sz w:val="26"/>
+          <w:szCs w:val="26"/>
+        </w:rPr>
+        <w:t xml:space="preserve"> faisant office d’attaque.</w:t>
+      </w:r>
+      <w:r>
+        <w:t xml:space="preserve"> </w:t>
+      </w:r>
+      <w:r>
+        <w:rPr>
+          <w:color w:val="0070C0"/>
+          <w:sz w:val="26"/>
+          <w:szCs w:val="26"/>
+        </w:rPr>
+        <w:t>Cette zone est créée aux lignes 326 à 330 selon la direction de l’attaque.</w:t>
+      </w:r>
+      <w:r>
+        <w:rPr>
+          <w:color w:val="0070C0"/>
+          <w:sz w:val="26"/>
+          <w:szCs w:val="26"/>
+        </w:rPr>
+        <w:t xml:space="preserve"> </w:t>
+      </w:r>
+      <w:r>
+        <w:rPr>
+          <w:color w:val="0070C0"/>
+          <w:sz w:val="26"/>
+          <w:szCs w:val="26"/>
+        </w:rPr>
+        <w:t xml:space="preserve">A la ligne 331, je mets </w:t>
+      </w:r>
+      <w:r>
+        <w:rPr>
+          <w:color w:val="0070C0"/>
+          <w:sz w:val="26"/>
+          <w:szCs w:val="26"/>
+        </w:rPr>
+        <w:t>‘</w:t>
+      </w:r>
+      <w:proofErr w:type="spellStart"/>
+      <w:r>
+        <w:rPr>
+          <w:color w:val="0070C0"/>
+          <w:sz w:val="26"/>
+          <w:szCs w:val="26"/>
+        </w:rPr>
+        <w:t>attack_timer</w:t>
+      </w:r>
+      <w:proofErr w:type="spellEnd"/>
+      <w:r>
+        <w:rPr>
+          <w:color w:val="0070C0"/>
+          <w:sz w:val="26"/>
+          <w:szCs w:val="26"/>
+        </w:rPr>
+        <w:t>’</w:t>
+      </w:r>
+      <w:r>
+        <w:rPr>
+          <w:color w:val="0070C0"/>
+          <w:sz w:val="26"/>
+          <w:szCs w:val="26"/>
+        </w:rPr>
+        <w:t xml:space="preserve"> à 6 pour que l’attaque reste visible quelques frames. Ensuite, de la ligne 333 à la ligne 338, j’ajoute des particules pour donner un effet de coup d’épée. Les dégâts sont ensuite appliqués aux ennemis de la ligne 340 à la ligne 346. Si un ennemi touche la zone d’attaque, il perd de la vie</w:t>
+      </w:r>
+      <w:r>
+        <w:rPr>
+          <w:color w:val="0070C0"/>
+          <w:sz w:val="26"/>
+          <w:szCs w:val="26"/>
+        </w:rPr>
+        <w:t xml:space="preserve">. </w:t>
+      </w:r>
+      <w:r>
+        <w:rPr>
+          <w:color w:val="0070C0"/>
+          <w:sz w:val="26"/>
+          <w:szCs w:val="26"/>
+        </w:rPr>
+        <w:t>J’ai aussi ajouté l’animation visuelle de l’épée dans Codes/joueur.py, lignes 283 à 289. Cette partie dessine un arc</w:t>
+      </w:r>
+      <w:r>
+        <w:rPr>
+          <w:color w:val="0070C0"/>
+          <w:sz w:val="26"/>
+          <w:szCs w:val="26"/>
+        </w:rPr>
+        <w:t xml:space="preserve"> blanc selon la direction de l’attaque, cela sert à nouveau uniquement à améliorer l’esthétique du jeu.</w:t>
+      </w:r>
+    </w:p>
+    <w:p>
+      <w:pPr>
+        <w:rPr>
+          <w:color w:val="0070C0"/>
+          <w:sz w:val="26"/>
+          <w:szCs w:val="26"/>
+        </w:rPr>
+      </w:pPr>
     </w:p>
     <w:p>
       <w:pPr>
